--- a/Proposal_Draft.docx
+++ b/Proposal_Draft.docx
@@ -88,42 +88,6 @@
     </w:p>
     <w:p>
       <w:pPr>
-        <w:spacing w:before="200" w:after="80"/>
-      </w:pPr>
-      <w:r>
-        <w:rPr>
-          <w:b/>
-          <w:color w:val="007A8A"/>
-          <w:sz w:val="26"/>
-        </w:rPr>
-        <w:t>Note on Team Draft Contributions</w:t>
-      </w:r>
-    </w:p>
-    <w:p>
-      <w:pPr>
-        <w:spacing w:before="0" w:after="160"/>
-        <w:jc w:val="left"/>
-      </w:pPr>
-      <w:r>
-        <w:rPr>
-          <w:b w:val="0"/>
-          <w:i/>
-          <w:color w:val="505050"/>
-          <w:sz w:val="21"/>
-        </w:rPr>
-        <w:t>The team's initial proposal draft established several important framing decisions that are carried through in this document: (1) memory as the primary constraint in a multi-tenant cluster setting; (2) the scope boundary — we are not building a full cloud platform like AWS but a scheduling model and simulation; (3) the core objective tuple: maximize utilization, minimize SLA violations, maintain fairness; and (4) the use of mathematical optimization and real cluster data (Google Cluster Trace) as the analytical approach. Those anchor points shape every section below.</w:t>
-      </w:r>
-    </w:p>
-    <w:p>
-      <w:pPr>
-        <w:spacing w:before="80" w:after="80"/>
-        <w:pBdr>
-          <w:bottom w:val="single" w:sz="4" w:color="CCCCCC"/>
-        </w:pBdr>
-      </w:pPr>
-    </w:p>
-    <w:p>
-      <w:pPr>
         <w:spacing w:before="280" w:after="80"/>
         <w:pBdr>
           <w:bottom w:val="single" w:sz="6" w:color="0084AA"/>
@@ -133,327 +97,14 @@
         <w:rPr>
           <w:b/>
           <w:color w:val="006AA6"/>
-          <w:sz w:val="32"/>
-        </w:rPr>
-        <w:t>Basic Idea  (simple explanation for the team)</w:t>
-      </w:r>
-    </w:p>
-    <w:p>
-      <w:pPr>
-        <w:spacing w:before="0" w:after="120"/>
-        <w:jc w:val="left"/>
-      </w:pPr>
-      <w:r>
-        <w:rPr>
-          <w:b w:val="0"/>
-          <w:i w:val="0"/>
-          <w:color w:val="000000"/>
-          <w:sz w:val="22"/>
-        </w:rPr>
-        <w:t>Imagine a shared office building where multiple companies rent desk space. Each company tells the building manager 'I need 20 desks,' but on any given day they actually use 12. The building manager, following the rules, keeps 20 desks reserved per company — so half the building sits empty even when other companies are waiting for a single desk. To make things worse, some companies have urgent meetings (latency-sensitive jobs) while others are doing background filing (batch jobs), but they all wait in the same queue with no priority distinction.</w:t>
-      </w:r>
-    </w:p>
-    <w:p>
-      <w:pPr>
-        <w:spacing w:before="0" w:after="120"/>
-        <w:jc w:val="left"/>
-      </w:pPr>
-      <w:r>
-        <w:rPr>
-          <w:b w:val="0"/>
-          <w:i w:val="0"/>
-          <w:color w:val="000000"/>
-          <w:sz w:val="22"/>
-        </w:rPr>
-        <w:t>Now imagine a smarter building manager who: (1) looks at how much desk space each company has historically used — not just what they asked for — and reserves only what they will likely actually need; (2) gives priority to the company that has been waiting longest or has used the least space so far; and (3) guarantees that companies with urgent meetings always get their desks on time, even if the filing team has to wait.</w:t>
-      </w:r>
-    </w:p>
-    <w:p>
-      <w:pPr>
-        <w:spacing w:before="0" w:after="80"/>
-        <w:jc w:val="left"/>
-      </w:pPr>
-      <w:r>
-        <w:rPr>
-          <w:b w:val="0"/>
-          <w:i w:val="0"/>
-          <w:color w:val="000000"/>
-          <w:sz w:val="22"/>
-        </w:rPr>
-        <w:t>That is what this project builds — but for cloud computing. The 'building' is a Kubernetes cluster. The 'companies' are tenants. The 'desks' are memory (and CPU). The smarter building manager is our custom Kubernetes scheduler. We test it by replaying real workload data from Google's production cluster through a simulation — no live cloud account needed.</w:t>
-      </w:r>
-    </w:p>
-    <w:p>
-      <w:pPr>
-        <w:spacing w:before="280" w:after="80"/>
-        <w:pBdr>
-          <w:bottom w:val="single" w:sz="6" w:color="0084AA"/>
-        </w:pBdr>
-      </w:pPr>
-      <w:r>
-        <w:rPr>
-          <w:b/>
-          <w:color w:val="006AA6"/>
-          <w:sz w:val="32"/>
-        </w:rPr>
-        <w:t>Key Concepts</w:t>
-      </w:r>
-    </w:p>
-    <w:p>
-      <w:pPr>
-        <w:spacing w:before="0" w:after="120"/>
-        <w:jc w:val="left"/>
-      </w:pPr>
-      <w:r>
-        <w:rPr>
-          <w:b w:val="0"/>
-          <w:i/>
-          <w:color w:val="505050"/>
-          <w:sz w:val="21"/>
-        </w:rPr>
-        <w:t>Definitions for team members who are new to cluster scheduling.</w:t>
-      </w:r>
-    </w:p>
-    <w:p>
-      <w:pPr>
-        <w:spacing w:before="100" w:after="60"/>
-      </w:pPr>
-      <w:r>
-        <w:rPr>
-          <w:b/>
-          <w:color w:val="007A8A"/>
-          <w:sz w:val="22"/>
-        </w:rPr>
-        <w:t xml:space="preserve">Multi-Tenant Cluster  </w:t>
-      </w:r>
-      <w:r>
-        <w:rPr>
-          <w:color w:val="000000"/>
-          <w:sz w:val="22"/>
-        </w:rPr>
-        <w:t>A shared pool of servers where multiple organizations ('tenants') submit workloads. They share the same physical resources but expect isolation and fairness. Example: a university research cluster shared by several research groups.</w:t>
-      </w:r>
-    </w:p>
-    <w:p>
-      <w:pPr>
-        <w:spacing w:before="100" w:after="60"/>
-      </w:pPr>
-      <w:r>
-        <w:rPr>
-          <w:b/>
-          <w:color w:val="007A8A"/>
-          <w:sz w:val="22"/>
-        </w:rPr>
-        <w:t xml:space="preserve">Kubernetes  </w:t>
-      </w:r>
-      <w:r>
-        <w:rPr>
-          <w:color w:val="000000"/>
-          <w:sz w:val="22"/>
-        </w:rPr>
-        <w:t>The dominant open-source cluster manager — same category as Google Borg, Apache Mesos. It accepts workload submissions, decides which server runs each one, and keeps them running. Think of it as the operating system for a cluster. It does not care whether the servers underneath are on AWS, GCP, or a university datacenter.</w:t>
-      </w:r>
-    </w:p>
-    <w:p>
-      <w:pPr>
-        <w:spacing w:before="100" w:after="60"/>
-      </w:pPr>
-      <w:r>
-        <w:rPr>
-          <w:b/>
-          <w:color w:val="007A8A"/>
-          <w:sz w:val="22"/>
-        </w:rPr>
-        <w:t xml:space="preserve">Pod / Container  </w:t>
-      </w:r>
-      <w:r>
-        <w:rPr>
-          <w:color w:val="000000"/>
-          <w:sz w:val="22"/>
-        </w:rPr>
-        <w:t>The unit of work in Kubernetes. A container holds one application and its dependencies, starts in seconds, and shares the host's OS kernel. A pod is one or more containers scheduled together. When we say 'job,' we mean a pod submitted by a tenant.</w:t>
-      </w:r>
-    </w:p>
-    <w:p>
-      <w:pPr>
-        <w:spacing w:before="100" w:after="60"/>
-      </w:pPr>
-      <w:r>
-        <w:rPr>
-          <w:b/>
-          <w:color w:val="007A8A"/>
-          <w:sz w:val="22"/>
-        </w:rPr>
-        <w:t xml:space="preserve">Scheduler vs. Optimizer — what is the difference?  </w:t>
-      </w:r>
-      <w:r>
-        <w:rPr>
-          <w:color w:val="000000"/>
-          <w:sz w:val="22"/>
-        </w:rPr>
-        <w:t>The SCHEDULER is the mechanism: the Kubernetes component that assigns pods to nodes (it answers 'which server runs this job?'). The OPTIMIZER is the decision logic: the mathematical/ML model that tells the scheduler which choice is best (it answers 'given all options, what is the best placement?'). In our project, we build the optimizer — a prediction model + fairness model + SLA enforcement logic — and plug it into Kubernetes as a scheduler plugin. The scheduler runs our optimizer's recommendations.</w:t>
-      </w:r>
-    </w:p>
-    <w:p>
-      <w:pPr>
-        <w:spacing w:before="100" w:after="60"/>
-      </w:pPr>
-      <w:r>
-        <w:rPr>
-          <w:b/>
-          <w:color w:val="007A8A"/>
-          <w:sz w:val="22"/>
-        </w:rPr>
-        <w:t xml:space="preserve">Admission Control  </w:t>
-      </w:r>
-      <w:r>
-        <w:rPr>
-          <w:color w:val="000000"/>
-          <w:sz w:val="22"/>
-        </w:rPr>
-        <w:t>The front-door check before the scheduler even sees a job. It asks: 'Should we accept this job right now?' If predicted memory usage would overflow the node, the job is queued. Our predictive admission control is what makes safe overcommitment possible.</w:t>
-      </w:r>
-    </w:p>
-    <w:p>
-      <w:pPr>
-        <w:spacing w:before="100" w:after="60"/>
-      </w:pPr>
-      <w:r>
-        <w:rPr>
-          <w:b/>
-          <w:color w:val="007A8A"/>
-          <w:sz w:val="22"/>
-        </w:rPr>
-        <w:t xml:space="preserve">Resource Overcommitment  </w:t>
-      </w:r>
-      <w:r>
-        <w:rPr>
-          <w:color w:val="000000"/>
-          <w:sz w:val="22"/>
-        </w:rPr>
-        <w:t>Accepting more workloads than the server's declared capacity on paper, relying on the fact that not all jobs will peak simultaneously. Safe when done with accurate prediction. Dangerous without it.</w:t>
-      </w:r>
-    </w:p>
-    <w:p>
-      <w:pPr>
-        <w:spacing w:before="100" w:after="60"/>
-      </w:pPr>
-      <w:r>
-        <w:rPr>
-          <w:b/>
-          <w:color w:val="007A8A"/>
-          <w:sz w:val="22"/>
-        </w:rPr>
-        <w:t xml:space="preserve">SLA (Service Level Agreement)  </w:t>
-      </w:r>
-      <w:r>
-        <w:rPr>
-          <w:color w:val="000000"/>
-          <w:sz w:val="22"/>
-        </w:rPr>
-        <w:t>A formal contract stating what level of service a tenant is guaranteed — e.g., 'your job completes within X minutes' or 'less than 5 minutes of downtime per month.' Violating the SLA has financial and contractual consequences. Our system prevents violations proactively, not reactively.</w:t>
-      </w:r>
-    </w:p>
-    <w:p>
-      <w:pPr>
-        <w:spacing w:before="100" w:after="60"/>
-      </w:pPr>
-      <w:r>
-        <w:rPr>
-          <w:b/>
-          <w:color w:val="007A8A"/>
-          <w:sz w:val="22"/>
-        </w:rPr>
-        <w:t xml:space="preserve">Memory OOM Kill  </w:t>
-      </w:r>
-      <w:r>
-        <w:rPr>
-          <w:color w:val="000000"/>
-          <w:sz w:val="22"/>
-        </w:rPr>
-        <w:t>When a container exceeds its memory limit, the Linux kernel kills it immediately — no warning. This is fundamentally different from CPU throttling, which just slows the job down. Memory violations are fatal and directly violate SLAs. This is why memory is the primary constraint in our model.</w:t>
-      </w:r>
-    </w:p>
-    <w:p>
-      <w:pPr>
-        <w:spacing w:before="100" w:after="60"/>
-      </w:pPr>
-      <w:r>
-        <w:rPr>
-          <w:b/>
-          <w:color w:val="007A8A"/>
-          <w:sz w:val="22"/>
-        </w:rPr>
-        <w:t xml:space="preserve">Dominant Resource Fairness (DRF)  </w:t>
-      </w:r>
-      <w:r>
-        <w:rPr>
-          <w:color w:val="000000"/>
-          <w:sz w:val="22"/>
-        </w:rPr>
-        <w:t>A fairness algorithm from Ghodsi et al. (2011). For each tenant, find which resource (CPU or memory) they consume the largest fraction of across the cluster. DRF ensures no tenant's dominant share grows disproportionately compared to others. Proven properties: no tenant prefers another's allocation, everyone gets their fair share, the system cannot be gamed by lying about needs.</w:t>
-      </w:r>
-    </w:p>
-    <w:p>
-      <w:pPr>
-        <w:spacing w:before="100" w:after="60"/>
-      </w:pPr>
-      <w:r>
-        <w:rPr>
-          <w:b/>
-          <w:color w:val="007A8A"/>
-          <w:sz w:val="22"/>
-        </w:rPr>
-        <w:t xml:space="preserve">Gini Coefficient  </w:t>
-      </w:r>
-      <w:r>
-        <w:rPr>
-          <w:color w:val="000000"/>
-          <w:sz w:val="22"/>
-        </w:rPr>
-        <w:t>A number between 0 and 1 measuring inequality in resource distribution across tenants. 0 = perfect equality. 1 = total inequality. Alatawi (2025) reduces it from 0.25 to 0.10 — that improvement range is our target.</w:t>
-      </w:r>
-    </w:p>
-    <w:p>
-      <w:pPr>
-        <w:spacing w:before="100" w:after="60"/>
-      </w:pPr>
-      <w:r>
-        <w:rPr>
-          <w:b/>
-          <w:color w:val="007A8A"/>
-          <w:sz w:val="22"/>
-        </w:rPr>
-        <w:t xml:space="preserve">Google Cluster Trace v3  </w:t>
-      </w:r>
-      <w:r>
-        <w:rPr>
-          <w:color w:val="000000"/>
-          <w:sz w:val="22"/>
-        </w:rPr>
-        <w:t>A publicly available dataset from Google containing real job records from their production cluster: arrival times, declared resource requests, actual measured usage, job duration, tenant IDs, priority levels. This is our training and simulation dataset.</w:t>
-      </w:r>
-    </w:p>
-    <w:p>
-      <w:pPr>
-        <w:spacing w:before="280" w:after="80"/>
-        <w:pBdr>
-          <w:bottom w:val="single" w:sz="6" w:color="0084AA"/>
-        </w:pBdr>
-      </w:pPr>
-      <w:r>
-        <w:rPr>
-          <w:b/>
-          <w:color w:val="006AA6"/>
-          <w:sz w:val="32"/>
+          <w:sz w:val="30"/>
         </w:rPr>
         <w:t>Pointers  (scope, platform, assumptions)</w:t>
       </w:r>
     </w:p>
     <w:p>
       <w:pPr>
-        <w:spacing w:before="80" w:after="40"/>
-        <w:ind w:left="0"/>
+        <w:spacing w:before="100" w:after="60"/>
       </w:pPr>
       <w:r>
         <w:rPr>
@@ -509,7 +160,7 @@
           <w:color w:val="000000"/>
           <w:sz w:val="21"/>
         </w:rPr>
-        <w:t>(2) Google Cluster Trace v3 is our primary dataset.</w:t>
+        <w:t>(2) Google Cluster Trace (optionally v3) is our primary dataset.</w:t>
       </w:r>
     </w:p>
     <w:p>
@@ -556,8 +207,7 @@
     </w:p>
     <w:p>
       <w:pPr>
-        <w:spacing w:before="80" w:after="40"/>
-        <w:ind w:left="0"/>
+        <w:spacing w:before="100" w:after="60"/>
       </w:pPr>
       <w:r>
         <w:rPr>
@@ -572,13 +222,12 @@
           <w:color w:val="000000"/>
           <w:sz w:val="22"/>
         </w:rPr>
-        <w:t>We are not building a full cloud platform like AWS. We build the scheduling decision model (optimizer + admission control) and evaluate it via simulation.</w:t>
+        <w:t>We are not building a full cloud platform like AWS. We build the scheduling decision model (prediction + optimizer (prescription)) and evaluate it via simulation.</w:t>
       </w:r>
     </w:p>
     <w:p>
       <w:pPr>
-        <w:spacing w:before="80" w:after="40"/>
-        <w:ind w:left="0"/>
+        <w:spacing w:before="100" w:after="60"/>
       </w:pPr>
       <w:r>
         <w:rPr>
@@ -598,8 +247,7 @@
     </w:p>
     <w:p>
       <w:pPr>
-        <w:spacing w:before="80" w:after="40"/>
-        <w:ind w:left="0"/>
+        <w:spacing w:before="100" w:after="60"/>
       </w:pPr>
       <w:r>
         <w:rPr>
@@ -619,8 +267,7 @@
     </w:p>
     <w:p>
       <w:pPr>
-        <w:spacing w:before="80" w:after="40"/>
-        <w:ind w:left="0"/>
+        <w:spacing w:before="100" w:after="60"/>
       </w:pPr>
       <w:r>
         <w:rPr>
@@ -649,14 +296,14 @@
         <w:rPr>
           <w:b/>
           <w:color w:val="006AA6"/>
-          <w:sz w:val="32"/>
+          <w:sz w:val="30"/>
         </w:rPr>
         <w:t>Suggested Topic Sentences</w:t>
       </w:r>
     </w:p>
     <w:p>
       <w:pPr>
-        <w:spacing w:before="120" w:after="40"/>
+        <w:spacing w:before="140" w:after="40"/>
       </w:pPr>
       <w:r>
         <w:rPr>
@@ -664,12 +311,12 @@
           <w:color w:val="1E6B2E"/>
           <w:sz w:val="22"/>
         </w:rPr>
-        <w:t xml:space="preserve">Option 1 — technical, precise  </w:t>
+        <w:t xml:space="preserve">Option 1 — Preferred (captures the two-model pipeline and all three outcomes)  </w:t>
       </w:r>
     </w:p>
     <w:p>
       <w:pPr>
-        <w:spacing w:before="20" w:after="80"/>
+        <w:spacing w:before="20" w:after="100"/>
         <w:ind w:left="432"/>
       </w:pPr>
       <w:r>
@@ -678,25 +325,25 @@
           <w:color w:val="1A2E44"/>
           <w:sz w:val="22"/>
         </w:rPr>
-        <w:t>"This project designs a predictive scheduling and admission control system for multi-tenant Kubernetes clusters that closes the gap between declared resource requests and actual memory usage, enabling safe overcommitment while enforcing per-tenant SLA compliance and fairness."</w:t>
+        <w:t>"By using the output of a predictive model as the input of an optimization model that is constrained by available resources and SLA requirements, we can optimally schedule workloads on a cluster such that resource idleness is kept minimal and fairness to tenants is high to result in low operational cost and high client satisfaction."</w:t>
       </w:r>
     </w:p>
     <w:p>
       <w:pPr>
-        <w:spacing w:before="120" w:after="40"/>
+        <w:spacing w:before="140" w:after="40"/>
       </w:pPr>
       <w:r>
         <w:rPr>
           <w:b/>
-          <w:color w:val="1E6B2E"/>
+          <w:color w:val="1A2E44"/>
           <w:sz w:val="22"/>
         </w:rPr>
-        <w:t xml:space="preserve">Option 2 — optimization framing (matches group's angle)  </w:t>
+        <w:t xml:space="preserve">Option 2  </w:t>
       </w:r>
     </w:p>
     <w:p>
       <w:pPr>
-        <w:spacing w:before="20" w:after="80"/>
+        <w:spacing w:before="20" w:after="100"/>
         <w:ind w:left="432"/>
       </w:pPr>
       <w:r>
@@ -705,25 +352,52 @@
           <w:color w:val="1A2E44"/>
           <w:sz w:val="22"/>
         </w:rPr>
-        <w:t>"We propose an optimization-based scheduling model for multi-tenant Kubernetes clusters that focuses on shared memory utilization as the primary constraint, using machine learning to dynamically allocate resources, maximize cluster utilization, minimize SLA violations, and maintain fairness across tenants."</w:t>
+        <w:t>"This project designs an optimized predictive scheduling for multi-tenant Kubernetes clusters that closes the gap between declared resource requests and actual memory usage, enabling safe overcommitment while enforcing per-tenant SLA compliance and fairness."</w:t>
       </w:r>
     </w:p>
     <w:p>
       <w:pPr>
-        <w:spacing w:before="120" w:after="40"/>
+        <w:spacing w:before="140" w:after="40"/>
       </w:pPr>
       <w:r>
         <w:rPr>
           <w:b/>
-          <w:color w:val="1E6B2E"/>
+          <w:color w:val="1A2E44"/>
           <w:sz w:val="22"/>
         </w:rPr>
-        <w:t xml:space="preserve">Option 3 — problem-first, accessible  </w:t>
+        <w:t xml:space="preserve">Option 3  </w:t>
       </w:r>
     </w:p>
     <w:p>
       <w:pPr>
-        <w:spacing w:before="20" w:after="80"/>
+        <w:spacing w:before="20" w:after="100"/>
+        <w:ind w:left="432"/>
+      </w:pPr>
+      <w:r>
+        <w:rPr>
+          <w:i/>
+          <w:color w:val="1A2E44"/>
+          <w:sz w:val="22"/>
+        </w:rPr>
+        <w:t>"We propose an optimization-based scheduling model for multi-tenant Kubernetes clusters that focuses on shared memory utilization as the primary constraint, using machine learning to dynamically predict resource requirements, maximize cluster utilization, minimize SLA violations, and maintain fairness across tenants."</w:t>
+      </w:r>
+    </w:p>
+    <w:p>
+      <w:pPr>
+        <w:spacing w:before="140" w:after="40"/>
+      </w:pPr>
+      <w:r>
+        <w:rPr>
+          <w:b/>
+          <w:color w:val="1A2E44"/>
+          <w:sz w:val="22"/>
+        </w:rPr>
+        <w:t xml:space="preserve">Option 4  </w:t>
+      </w:r>
+    </w:p>
+    <w:p>
+      <w:pPr>
+        <w:spacing w:before="20" w:after="100"/>
         <w:ind w:left="432"/>
       </w:pPr>
       <w:r>
@@ -737,6 +411,21 @@
     </w:p>
     <w:p>
       <w:pPr>
+        <w:spacing w:before="0" w:after="40"/>
+        <w:jc w:val="left"/>
+      </w:pPr>
+      <w:r>
+        <w:rPr>
+          <w:b w:val="0"/>
+          <w:i/>
+          <w:color w:val="505050"/>
+          <w:sz w:val="20"/>
+        </w:rPr>
+        <w:t>(Working Topic Sentence)</w:t>
+      </w:r>
+    </w:p>
+    <w:p>
+      <w:pPr>
         <w:spacing w:before="280" w:after="80"/>
         <w:pBdr>
           <w:bottom w:val="single" w:sz="6" w:color="0084AA"/>
@@ -746,7 +435,7 @@
         <w:rPr>
           <w:b/>
           <w:color w:val="006AA6"/>
-          <w:sz w:val="32"/>
+          <w:sz w:val="30"/>
         </w:rPr>
         <w:t>Suggested Hypothesis</w:t>
       </w:r>
@@ -763,7 +452,7 @@
           <w:color w:val="000000"/>
           <w:sz w:val="22"/>
         </w:rPr>
-        <w:t>We hypothesize that a Kubernetes scheduler augmented with (1) machine learning-based predictive admission control, (2) Dominant Resource Fairness-aware placement, and (3) dynamic cgroup-based SLA enforcement will achieve significantly higher cluster memory utilization than the default Kubernetes scheduler while maintaining SLA compliance rates above 95% and reducing inter-tenant fairness inequality, as measured by Gini coefficient and dominant share variance, on workloads replayed from the Google Cluster Trace v3.</w:t>
+        <w:t>We hypothesize that a Kubernetes scheduler augmented with (1) machine learning-based prescriptive scheduling, and an optimization model that incorporates (2) Dominant Resource Fairness-aware placement, and (3) dynamic cgroup-based SLA enforcement will achieve significantly higher cluster memory utilization than the default Kubernetes scheduler while maintaining SLA compliance rates above 95% and reducing inter-tenant fairness inequality, as measured by Gini coefficient and dominant share variance, on workloads replayed from the Google Cluster Trace v3.</w:t>
       </w:r>
     </w:p>
     <w:p>
@@ -839,6 +528,21 @@
     </w:p>
     <w:p>
       <w:pPr>
+        <w:spacing w:before="0" w:after="40"/>
+        <w:jc w:val="left"/>
+      </w:pPr>
+      <w:r>
+        <w:rPr>
+          <w:b w:val="0"/>
+          <w:i/>
+          <w:color w:val="505050"/>
+          <w:sz w:val="20"/>
+        </w:rPr>
+        <w:t>(Working Hypothesis — is it required?)</w:t>
+      </w:r>
+    </w:p>
+    <w:p>
+      <w:pPr>
         <w:spacing w:before="280" w:after="80"/>
         <w:pBdr>
           <w:bottom w:val="single" w:sz="6" w:color="0084AA"/>
@@ -848,7 +552,7 @@
         <w:rPr>
           <w:b/>
           <w:color w:val="006AA6"/>
-          <w:sz w:val="32"/>
+          <w:sz w:val="30"/>
         </w:rPr>
         <w:t>Suggested Introduction</w:t>
       </w:r>
@@ -880,7 +584,7 @@
           <w:color w:val="000000"/>
           <w:sz w:val="22"/>
         </w:rPr>
-        <w:t>Current cluster memory utilization in production environments averages between 40% and 60%, meaning that on any given node, nearly half its memory sits idle while tenants wait for their jobs to start (Chaudhari, 2025). This waste exists not because hardware is unavailable, but because schedulers are conservative. The default Kubernetes scheduler places workloads based solely on declared resource requests and current availability, with no awareness of how much memory jobs will actually use, when co-located jobs will peak, or whether admitting a new job will cause a neighbor's SLA to be violated in the next thirty minutes. The result is predictable: either the scheduler over-admits and memory contention causes OOM kills, or it under-admits and expensive hardware idles.</w:t>
+        <w:t>Current cluster memory utilization in production environments averages between 40% and 60%, meaning that on any given node, nearly half its memory sits idle while tenants wait for their jobs to start (Chaudhari, 2025). This waste exists not because hardware is unavailable, but because schedulers are conservative. The default Kubernetes scheduler places workloads based solely on declared resource requests and current availability, with no awareness of how much memory jobs will actually use, when co-located jobs will peak, or whether admitting a new job will cause a neighbor’s SLA to be violated in the next thirty minutes. The result is predictable: either the scheduler over-admits and memory contention causes OOM kills, or it under-admits and expensive hardware idles.</w:t>
       </w:r>
     </w:p>
     <w:p>
@@ -895,7 +599,7 @@
           <w:color w:val="000000"/>
           <w:sz w:val="22"/>
         </w:rPr>
-        <w:t>Multi-tenancy sharpens the problem. When multiple teams share the same cluster, a single greedy tenant can monopolize memory, causing others to queue arbitrarily long. Kubernetes has no native fairness mechanism — it processes requests in arrival order without regard to whether one tenant has already consumed a disproportionate share of cluster memory. Latency-sensitive jobs compete against batch workloads with no systematic prioritization, and memory violations are discovered after the fact rather than prevented at admission time.</w:t>
+        <w:t>Multi-tenancy sharpens the problem. When multiple teams share the same cluster, a single greedy tenant can monopolize memory, causing others to queue arbitrarily long. Kubernetes has no native fairness mechanism — it processes requests in arrival order without regard to whether one tenant has already consumed a disproportionate share of cluster memory. Latency-sensitive jobs compete against batch workloads with no systematic prioritization, and memory violations are discovered after the fact rather than prevented proactively.</w:t>
       </w:r>
     </w:p>
     <w:p>
@@ -910,7 +614,7 @@
           <w:color w:val="000000"/>
           <w:sz w:val="22"/>
         </w:rPr>
-        <w:t>This project addresses the gap between what the Kubernetes scheduler currently does and what a production multi-tenant cluster requires. The gap is precise: no existing system combines predictive admission control, multi-resource fairness, and runtime SLA enforcement into a single coherent Kubernetes scheduler. Chaudhari (2025) describes the need for exactly this combination — a Workload Classifier, Fairness Engine, and Predictive Resource Manager — but the framework exists only as a proposal with no implementation or evaluation. We build it.</w:t>
+        <w:t>This project addresses the gap between what the Kubernetes scheduler currently does and what a production multi-tenant cluster requires. The gap is precise: no existing system combines prescriptive scheduling, multi-resource fairness, and runtime SLA enforcement into a single coherent Kubernetes scheduler. Chaudhari (2025) describes the need for exactly this combination — a Workload Classifier, Fairness Engine, and Predictive Resource Manager — but the framework exists only as a proposal with no implementation or evaluation. We build it.</w:t>
       </w:r>
     </w:p>
     <w:p>
@@ -925,12 +629,12 @@
           <w:color w:val="000000"/>
           <w:sz w:val="22"/>
         </w:rPr>
-        <w:t>The proposed system is a custom Kubernetes scheduler plugin with three integrated components. First, a predictive admission layer trains a Random Forest model on tenant workload history from the Google Cluster Trace to predict the actual peak memory utilization of each submitted job. Tenants routinely over-declare memory requests as a safety buffer; the actual usage is consistently lower. The model learns this gap per tenant. A new job is admitted only if the predicted combined memory usage of all co-located jobs stays below a safe threshold. Second, a fairness-aware placement layer applies Dominant Resource Fairness (Ghodsi et al., 2011) to rank candidate nodes during scheduling. The tenant with the smallest share of their dominant resource gets priority for the next scheduling slot, ensuring no team waits disproportionately long. Third, a runtime enforcement layer assigns memory priority weights to pods via Kubernetes QoS classes and dynamic cgroup controls. Critical jobs receive guaranteed memory access; batch jobs operate on remaining capacity and are dynamically throttled when a co-located critical job approaches its SLA boundary.</w:t>
+        <w:t>The proposed system is a custom Kubernetes scheduler plugin with two integrated analytical components: a Predictive Model and an Optimization Model (Prescriptive). The Predictive Model trains a Random Forest on tenant workload history from the Google Cluster Trace to predict the actual peak memory utilization of each submitted job. The Optimization Model then takes those predictions as inputs and decides whether and where to place each job, applying Dominant Resource Fairness (Ghodsi et al., 2011) to ensure no tenant monopolizes memory, and enforcing SLA deadline constraints before any placement is confirmed. A runtime enforcement layer assigns memory priority weights to pods via Kubernetes QoS classes and dynamic cgroup controls.</w:t>
       </w:r>
     </w:p>
     <w:p>
       <w:pPr>
-        <w:spacing w:before="0" w:after="80"/>
+        <w:spacing w:before="0" w:after="160"/>
         <w:jc w:val="left"/>
       </w:pPr>
       <w:r>
@@ -945,6 +649,21 @@
     </w:p>
     <w:p>
       <w:pPr>
+        <w:spacing w:before="0" w:after="40"/>
+        <w:jc w:val="left"/>
+      </w:pPr>
+      <w:r>
+        <w:rPr>
+          <w:b w:val="0"/>
+          <w:i/>
+          <w:color w:val="505050"/>
+          <w:sz w:val="20"/>
+        </w:rPr>
+        <w:t>(Working — to be made more concise)</w:t>
+      </w:r>
+    </w:p>
+    <w:p>
+      <w:pPr>
         <w:spacing w:before="280" w:after="80"/>
         <w:pBdr>
           <w:bottom w:val="single" w:sz="6" w:color="0084AA"/>
@@ -954,7 +673,540 @@
         <w:rPr>
           <w:b/>
           <w:color w:val="006AA6"/>
-          <w:sz w:val="32"/>
+          <w:sz w:val="30"/>
+        </w:rPr>
+        <w:t>Suggested Optimization Model Design</w:t>
+      </w:r>
+    </w:p>
+    <w:p>
+      <w:pPr>
+        <w:spacing w:before="0" w:after="120"/>
+        <w:jc w:val="left"/>
+      </w:pPr>
+      <w:r>
+        <w:rPr>
+          <w:b w:val="0"/>
+          <w:i/>
+          <w:color w:val="505050"/>
+          <w:sz w:val="21"/>
+        </w:rPr>
+        <w:t>Adapting Kovalenko &amp; Zhdanova (2024) as the structural foundation, extended with DRF fairness, Random Forest prediction, and SLA deadline constraints.</w:t>
+      </w:r>
+    </w:p>
+    <w:p>
+      <w:pPr>
+        <w:spacing w:before="0" w:after="120"/>
+        <w:jc w:val="left"/>
+      </w:pPr>
+      <w:r>
+        <w:rPr>
+          <w:b w:val="0"/>
+          <w:i w:val="0"/>
+          <w:color w:val="000000"/>
+          <w:sz w:val="22"/>
+        </w:rPr>
+        <w:t>Kovalenko &amp; Zhdanova (2024) provide one of the few Kubernetes scheduling papers that writes down actual mathematical constraints — typed variables, objectives, and hard bounds — rather than describing goals in prose. Their discrete combinatorial model assigns pods to nodes across a time horizon and is the closest existing formulation to what our capstone needs. We take it as the structural skeleton and make four targeted extensions.</w:t>
+      </w:r>
+    </w:p>
+    <w:p>
+      <w:pPr>
+        <w:spacing w:before="140" w:after="40"/>
+      </w:pPr>
+      <w:r>
+        <w:rPr>
+          <w:b/>
+          <w:color w:val="007A8A"/>
+          <w:sz w:val="22"/>
+        </w:rPr>
+        <w:t>What we keep from Kovalenko</w:t>
+      </w:r>
+    </w:p>
+    <w:p>
+      <w:pPr>
+        <w:pStyle w:val="ListBullet"/>
+        <w:spacing w:before="20" w:after="60"/>
+        <w:ind w:left="360"/>
+      </w:pPr>
+      <w:r>
+        <w:rPr>
+          <w:color w:val="000000"/>
+          <w:sz w:val="21"/>
+        </w:rPr>
+        <w:t>Binary pod-to-node assignment variable: x_{n,j} ∈ {0,1}</w:t>
+      </w:r>
+    </w:p>
+    <w:p>
+      <w:pPr>
+        <w:pStyle w:val="ListBullet"/>
+        <w:spacing w:before="20" w:after="60"/>
+        <w:ind w:left="360"/>
+      </w:pPr>
+      <w:r>
+        <w:rPr>
+          <w:color w:val="000000"/>
+          <w:sz w:val="21"/>
+        </w:rPr>
+        <w:t>Per-node resource capacity constraints (CPU and memory per time period)</w:t>
+      </w:r>
+    </w:p>
+    <w:p>
+      <w:pPr>
+        <w:pStyle w:val="ListBullet"/>
+        <w:spacing w:before="20" w:after="60"/>
+        <w:ind w:left="360"/>
+      </w:pPr>
+      <w:r>
+        <w:rPr>
+          <w:color w:val="000000"/>
+          <w:sz w:val="21"/>
+        </w:rPr>
+        <w:t>Multi-objective structure (utilization + penalty terms)</w:t>
+      </w:r>
+    </w:p>
+    <w:p>
+      <w:pPr>
+        <w:pStyle w:val="ListBullet"/>
+        <w:spacing w:before="20" w:after="60"/>
+        <w:ind w:left="360"/>
+      </w:pPr>
+      <w:r>
+        <w:rPr>
+          <w:color w:val="000000"/>
+          <w:sz w:val="21"/>
+        </w:rPr>
+        <w:t>Discrete time horizon T (each period = ~5-minute snapshot)</w:t>
+      </w:r>
+    </w:p>
+    <w:p>
+      <w:pPr>
+        <w:spacing w:before="140" w:after="40"/>
+      </w:pPr>
+      <w:r>
+        <w:rPr>
+          <w:b/>
+          <w:color w:val="007A8A"/>
+          <w:sz w:val="22"/>
+        </w:rPr>
+        <w:t>What we change</w:t>
+      </w:r>
+    </w:p>
+    <w:p>
+      <w:pPr>
+        <w:pStyle w:val="ListBullet"/>
+        <w:spacing w:before="20" w:after="60"/>
+        <w:ind w:left="360"/>
+      </w:pPr>
+      <w:r>
+        <w:rPr>
+          <w:color w:val="000000"/>
+          <w:sz w:val="21"/>
+        </w:rPr>
+        <w:t>Declared requests → predicted utilization: replace static cp, mp with RF-predicted ĉ_j(t), m̂_j(t). This is the core enabler of safe overcommitment — scheduling on predictions rather than inflated declarations.</w:t>
+      </w:r>
+    </w:p>
+    <w:p>
+      <w:pPr>
+        <w:pStyle w:val="ListBullet"/>
+        <w:spacing w:before="20" w:after="60"/>
+        <w:ind w:left="360"/>
+      </w:pPr>
+      <w:r>
+        <w:rPr>
+          <w:color w:val="000000"/>
+          <w:sz w:val="21"/>
+        </w:rPr>
+        <w:t>Add DRF fairness constraint: d_k = max(memory share, CPU share) per tenant; constrain d_k ≤ (1/|K|) + ε.</w:t>
+      </w:r>
+    </w:p>
+    <w:p>
+      <w:pPr>
+        <w:pStyle w:val="ListBullet"/>
+        <w:spacing w:before="20" w:after="60"/>
+        <w:ind w:left="360"/>
+      </w:pPr>
+      <w:r>
+        <w:rPr>
+          <w:color w:val="000000"/>
+          <w:sz w:val="21"/>
+        </w:rPr>
+        <w:t>Add SLA deadline constraint: T_start + dur_j ≤ D_j. Jobs that cannot meet their deadline are queued.</w:t>
+      </w:r>
+    </w:p>
+    <w:p>
+      <w:pPr>
+        <w:pStyle w:val="ListBullet"/>
+        <w:spacing w:before="20" w:after="60"/>
+        <w:ind w:left="360"/>
+      </w:pPr>
+      <w:r>
+        <w:rPr>
+          <w:color w:val="000000"/>
+          <w:sz w:val="21"/>
+        </w:rPr>
+        <w:t>Add temporal peak-time safety check: enforce memory capacity at predicted peak time t*_j only.</w:t>
+      </w:r>
+    </w:p>
+    <w:p>
+      <w:pPr>
+        <w:pStyle w:val="ListBullet"/>
+        <w:spacing w:before="20" w:after="60"/>
+        <w:ind w:left="360"/>
+      </w:pPr>
+      <w:r>
+        <w:rPr>
+          <w:color w:val="000000"/>
+          <w:sz w:val="21"/>
+        </w:rPr>
+        <w:t>Remove server power on/off objective: not applicable to pre-provisioned Kubernetes nodes.</w:t>
+      </w:r>
+    </w:p>
+    <w:p>
+      <w:pPr>
+        <w:spacing w:before="120" w:after="40"/>
+        <w:jc w:val="left"/>
+      </w:pPr>
+      <w:r>
+        <w:rPr>
+          <w:b/>
+          <w:i w:val="0"/>
+          <w:color w:val="000000"/>
+          <w:sz w:val="22"/>
+        </w:rPr>
+        <w:t>Condensed objective function:</w:t>
+      </w:r>
+    </w:p>
+    <w:p>
+      <w:pPr>
+        <w:spacing w:before="40" w:after="120"/>
+        <w:ind w:left="504"/>
+      </w:pPr>
+      <w:r>
+        <w:rPr>
+          <w:i/>
+          <w:color w:val="1A2E44"/>
+          <w:sz w:val="22"/>
+        </w:rPr>
+        <w:t>maximize:  w₁ · (avg memory utilization)  −  w₂ · (SLA violation penalty)  −  w₃ · (dominant share spread)</w:t>
+      </w:r>
+    </w:p>
+    <w:p>
+      <w:pPr>
+        <w:spacing w:before="0" w:after="80"/>
+        <w:jc w:val="left"/>
+      </w:pPr>
+      <w:r>
+        <w:rPr>
+          <w:b w:val="0"/>
+          <w:i w:val="0"/>
+          <w:color w:val="505050"/>
+          <w:sz w:val="21"/>
+        </w:rPr>
+        <w:t>Suggested starting weights: w₁ = 0.5 (utilization), w₂ = 0.35 (SLA protection), w₃ = 0.15 (fairness).</w:t>
+      </w:r>
+    </w:p>
+    <w:p>
+      <w:pPr>
+        <w:spacing w:before="0" w:after="80"/>
+        <w:jc w:val="left"/>
+      </w:pPr>
+      <w:r>
+        <w:rPr>
+          <w:b w:val="0"/>
+          <w:i w:val="0"/>
+          <w:color w:val="000000"/>
+          <w:sz w:val="21"/>
+        </w:rPr>
+        <w:t>For capstone simulation: implement as a greedy sequential admission algorithm — check constraints in order (memory safety at predicted peak → CPU safety → fairness bound → SLA deadline) → if all pass, admit; otherwise, queue. This is tractable at simulation scale and matches how production schedulers work.</w:t>
+      </w:r>
+    </w:p>
+    <w:p>
+      <w:pPr>
+        <w:spacing w:before="280" w:after="80"/>
+        <w:pBdr>
+          <w:bottom w:val="single" w:sz="6" w:color="0084AA"/>
+        </w:pBdr>
+      </w:pPr>
+      <w:r>
+        <w:rPr>
+          <w:b/>
+          <w:color w:val="006AA6"/>
+          <w:sz w:val="30"/>
+        </w:rPr>
+        <w:t>Suggested Prediction Model Design</w:t>
+      </w:r>
+    </w:p>
+    <w:p>
+      <w:pPr>
+        <w:spacing w:before="0" w:after="120"/>
+        <w:jc w:val="left"/>
+      </w:pPr>
+      <w:r>
+        <w:rPr>
+          <w:b w:val="0"/>
+          <w:i/>
+          <w:color w:val="505050"/>
+          <w:sz w:val="21"/>
+        </w:rPr>
+        <w:t>Built on Resource Central (Cortez 2017) as the architecture, Random Forest justified by Doukha (2025), preprocessing from Kofi (2025).</w:t>
+      </w:r>
+    </w:p>
+    <w:p>
+      <w:pPr>
+        <w:spacing w:before="0" w:after="120"/>
+        <w:jc w:val="left"/>
+      </w:pPr>
+      <w:r>
+        <w:rPr>
+          <w:b w:val="0"/>
+          <w:i w:val="0"/>
+          <w:color w:val="000000"/>
+          <w:sz w:val="22"/>
+        </w:rPr>
+        <w:t>The optimization model above needs m̂_j(t) and ĉ_j(t) — predicted memory and CPU usage of each job at each point in time. The prediction model computes these before the scheduler makes its placement decision.</w:t>
+      </w:r>
+    </w:p>
+    <w:p>
+      <w:pPr>
+        <w:spacing w:before="0" w:after="40"/>
+        <w:jc w:val="left"/>
+      </w:pPr>
+      <w:r>
+        <w:rPr>
+          <w:b/>
+          <w:i w:val="0"/>
+          <w:color w:val="000000"/>
+          <w:sz w:val="22"/>
+        </w:rPr>
+        <w:t>Three things to predict:</w:t>
+      </w:r>
+    </w:p>
+    <w:p>
+      <w:pPr>
+        <w:pStyle w:val="ListBullet"/>
+        <w:spacing w:before="20" w:after="60"/>
+        <w:ind w:left="360"/>
+      </w:pPr>
+      <w:r>
+        <w:rPr>
+          <w:color w:val="000000"/>
+          <w:sz w:val="22"/>
+        </w:rPr>
+        <w:t>P95 memory peak m̂_j^peak — worst-case usage for the optimization model’s memory safety check</w:t>
+      </w:r>
+    </w:p>
+    <w:p>
+      <w:pPr>
+        <w:pStyle w:val="ListBullet"/>
+        <w:spacing w:before="20" w:after="60"/>
+        <w:ind w:left="360"/>
+      </w:pPr>
+      <w:r>
+        <w:rPr>
+          <w:color w:val="000000"/>
+          <w:sz w:val="22"/>
+        </w:rPr>
+        <w:t>Temporal usage profile m̂_j(t) — the shape of usage over the job’s lifetime, used for co-location scoring</w:t>
+      </w:r>
+    </w:p>
+    <w:p>
+      <w:pPr>
+        <w:pStyle w:val="ListBullet"/>
+        <w:spacing w:before="20" w:after="60"/>
+        <w:ind w:left="360"/>
+      </w:pPr>
+      <w:r>
+        <w:rPr>
+          <w:color w:val="000000"/>
+          <w:sz w:val="22"/>
+        </w:rPr>
+        <w:t>Job duration dur_j — when resources free up, used for the SLA deadline check</w:t>
+      </w:r>
+    </w:p>
+    <w:p>
+      <w:pPr>
+        <w:spacing w:before="120" w:after="40"/>
+        <w:jc w:val="left"/>
+      </w:pPr>
+      <w:r>
+        <w:rPr>
+          <w:b/>
+          <w:i w:val="0"/>
+          <w:color w:val="000000"/>
+          <w:sz w:val="22"/>
+        </w:rPr>
+        <w:t>Key features (Random Forest inputs):</w:t>
+      </w:r>
+    </w:p>
+    <w:p>
+      <w:pPr>
+        <w:pStyle w:val="ListBullet"/>
+        <w:spacing w:before="20" w:after="60"/>
+        <w:ind w:left="360"/>
+      </w:pPr>
+      <w:r>
+        <w:rPr>
+          <w:color w:val="000000"/>
+          <w:sz w:val="21"/>
+        </w:rPr>
+        <w:t>Tenant’s historical actual/declared memory ratio — the single most predictive feature</w:t>
+      </w:r>
+    </w:p>
+    <w:p>
+      <w:pPr>
+        <w:pStyle w:val="ListBullet"/>
+        <w:spacing w:before="20" w:after="60"/>
+        <w:ind w:left="360"/>
+      </w:pPr>
+      <w:r>
+        <w:rPr>
+          <w:color w:val="000000"/>
+          <w:sz w:val="21"/>
+        </w:rPr>
+        <w:t>Tenant’s historical actual/declared CPU ratio</w:t>
+      </w:r>
+    </w:p>
+    <w:p>
+      <w:pPr>
+        <w:pStyle w:val="ListBullet"/>
+        <w:spacing w:before="20" w:after="60"/>
+        <w:ind w:left="360"/>
+      </w:pPr>
+      <w:r>
+        <w:rPr>
+          <w:color w:val="000000"/>
+          <w:sz w:val="21"/>
+        </w:rPr>
+        <w:t>Declared memory request and CPU request (job-level)</w:t>
+      </w:r>
+    </w:p>
+    <w:p>
+      <w:pPr>
+        <w:pStyle w:val="ListBullet"/>
+        <w:spacing w:before="20" w:after="60"/>
+        <w:ind w:left="360"/>
+      </w:pPr>
+      <w:r>
+        <w:rPr>
+          <w:color w:val="000000"/>
+          <w:sz w:val="21"/>
+        </w:rPr>
+        <w:t>Job priority class (BestEffort / Burstable / Guaranteed)</w:t>
+      </w:r>
+    </w:p>
+    <w:p>
+      <w:pPr>
+        <w:pStyle w:val="ListBullet"/>
+        <w:spacing w:before="20" w:after="60"/>
+        <w:ind w:left="360"/>
+      </w:pPr>
+      <w:r>
+        <w:rPr>
+          <w:color w:val="000000"/>
+          <w:sz w:val="21"/>
+        </w:rPr>
+        <w:t>Hour of day and day of week (temporal usage cycle features)</w:t>
+      </w:r>
+    </w:p>
+    <w:p>
+      <w:pPr>
+        <w:pStyle w:val="ListBullet"/>
+        <w:spacing w:before="20" w:after="60"/>
+        <w:ind w:left="360"/>
+      </w:pPr>
+      <w:r>
+        <w:rPr>
+          <w:color w:val="000000"/>
+          <w:sz w:val="21"/>
+        </w:rPr>
+        <w:t>Current node memory utilization</w:t>
+      </w:r>
+    </w:p>
+    <w:p>
+      <w:pPr>
+        <w:pStyle w:val="ListBullet"/>
+        <w:spacing w:before="20" w:after="60"/>
+        <w:ind w:left="360"/>
+      </w:pPr>
+      <w:r>
+        <w:rPr>
+          <w:color w:val="000000"/>
+          <w:sz w:val="21"/>
+        </w:rPr>
+        <w:t>Hours until the peak of the largest job currently running on the candidate node</w:t>
+      </w:r>
+    </w:p>
+    <w:p>
+      <w:pPr>
+        <w:spacing w:before="120" w:after="40"/>
+        <w:jc w:val="left"/>
+      </w:pPr>
+      <w:r>
+        <w:rPr>
+          <w:b/>
+          <w:i w:val="0"/>
+          <w:color w:val="000000"/>
+          <w:sz w:val="22"/>
+        </w:rPr>
+        <w:t>Model:</w:t>
+      </w:r>
+    </w:p>
+    <w:p>
+      <w:pPr>
+        <w:spacing w:before="0" w:after="80"/>
+        <w:jc w:val="left"/>
+      </w:pPr>
+      <w:r>
+        <w:rPr>
+          <w:b w:val="0"/>
+          <w:i w:val="0"/>
+          <w:color w:val="000000"/>
+          <w:sz w:val="21"/>
+        </w:rPr>
+        <w:t>Random Forest Regressor (Doukha 2025: MAPE 2.65% vs LSTM’s 17.43%). Preprocessing: Savitzky-Golay smoothing + min-max normalization on Google Cluster Trace v3 (Kofi 2025 pipeline). Output scaled by a 5% uncertainty buffer before being fed into the optimization model.</w:t>
+      </w:r>
+    </w:p>
+    <w:p>
+      <w:pPr>
+        <w:spacing w:before="0" w:after="80"/>
+        <w:jc w:val="left"/>
+      </w:pPr>
+      <w:r>
+        <w:rPr>
+          <w:b w:val="0"/>
+          <w:i w:val="0"/>
+          <w:color w:val="000000"/>
+          <w:sz w:val="21"/>
+        </w:rPr>
+        <w:t>Temporal profile: trapezoid pulse — ramp up 10% of duration, plateau 80%, ramp down 10%. Total node memory at time t = sum of all active pulses. Decision check: does adding this new pulse cause the sum to exceed α · RAM_n at any point?</w:t>
+      </w:r>
+    </w:p>
+    <w:p>
+      <w:pPr>
+        <w:spacing w:before="0" w:after="80"/>
+        <w:jc w:val="left"/>
+      </w:pPr>
+      <w:r>
+        <w:rPr>
+          <w:b w:val="0"/>
+          <w:i w:val="0"/>
+          <w:color w:val="000000"/>
+          <w:sz w:val="21"/>
+        </w:rPr>
+        <w:t>Drift handling: retrain weekly or when prediction MAPE on recent jobs exceeds 8% (Perera 2025).</w:t>
+      </w:r>
+    </w:p>
+    <w:p>
+      <w:pPr>
+        <w:spacing w:before="280" w:after="80"/>
+        <w:pBdr>
+          <w:bottom w:val="single" w:sz="6" w:color="0084AA"/>
+        </w:pBdr>
+      </w:pPr>
+      <w:r>
+        <w:rPr>
+          <w:b/>
+          <w:color w:val="006AA6"/>
+          <w:sz w:val="30"/>
         </w:rPr>
         <w:t>Brief Literature Review</w:t>
       </w:r>
@@ -971,7 +1223,7 @@
           <w:color w:val="505050"/>
           <w:sz w:val="21"/>
         </w:rPr>
-        <w:t>18 papers reviewed. Table below summarizes each paper's contribution, the gap it addresses, what we take from it, and what kind of model or algorithm it uses.</w:t>
+        <w:t>21 papers reviewed. Table below summarizes each paper's contribution, the gap it addresses, what we take from it, and what kind of model or algorithm it uses.</w:t>
       </w:r>
     </w:p>
     <w:tbl>
@@ -991,7 +1243,7 @@
       <w:tr>
         <w:tc>
           <w:tcPr>
-            <w:tcW w:type="dxa" w:w="2232"/>
+            <w:tcW w:type="dxa" w:w="2088"/>
             <w:shd w:val="clear" w:color="auto" w:fill="1A2E44"/>
             <w:vAlign w:val="center"/>
           </w:tcPr>
@@ -1003,7 +1255,7 @@
               <w:rPr>
                 <w:b/>
                 <w:color w:val="FFFFFF"/>
-                <w:sz w:val="19"/>
+                <w:sz w:val="18"/>
               </w:rPr>
               <w:t>Paper</w:t>
             </w:r>
@@ -1011,7 +1263,7 @@
         </w:tc>
         <w:tc>
           <w:tcPr>
-            <w:tcW w:type="dxa" w:w="2448"/>
+            <w:tcW w:type="dxa" w:w="2376"/>
             <w:shd w:val="clear" w:color="auto" w:fill="1A2E44"/>
             <w:vAlign w:val="center"/>
           </w:tcPr>
@@ -1023,7 +1275,7 @@
               <w:rPr>
                 <w:b/>
                 <w:color w:val="FFFFFF"/>
-                <w:sz w:val="19"/>
+                <w:sz w:val="18"/>
               </w:rPr>
               <w:t>Core Contribution</w:t>
             </w:r>
@@ -1031,7 +1283,7 @@
         </w:tc>
         <w:tc>
           <w:tcPr>
-            <w:tcW w:type="dxa" w:w="1944"/>
+            <w:tcW w:type="dxa" w:w="1800"/>
             <w:shd w:val="clear" w:color="auto" w:fill="1A2E44"/>
             <w:vAlign w:val="center"/>
           </w:tcPr>
@@ -1043,7 +1295,7 @@
               <w:rPr>
                 <w:b/>
                 <w:color w:val="FFFFFF"/>
-                <w:sz w:val="19"/>
+                <w:sz w:val="18"/>
               </w:rPr>
               <w:t>Gap Addressed</w:t>
             </w:r>
@@ -1051,7 +1303,7 @@
         </w:tc>
         <w:tc>
           <w:tcPr>
-            <w:tcW w:type="dxa" w:w="2448"/>
+            <w:tcW w:type="dxa" w:w="2376"/>
             <w:shd w:val="clear" w:color="auto" w:fill="1A2E44"/>
             <w:vAlign w:val="center"/>
           </w:tcPr>
@@ -1063,7 +1315,7 @@
               <w:rPr>
                 <w:b/>
                 <w:color w:val="FFFFFF"/>
-                <w:sz w:val="19"/>
+                <w:sz w:val="18"/>
               </w:rPr>
               <w:t>What We Include</w:t>
             </w:r>
@@ -1083,7 +1335,7 @@
               <w:rPr>
                 <w:b/>
                 <w:color w:val="FFFFFF"/>
-                <w:sz w:val="19"/>
+                <w:sz w:val="18"/>
               </w:rPr>
               <w:t>Model Type</w:t>
             </w:r>
@@ -1093,7 +1345,7 @@
       <w:tr>
         <w:tc>
           <w:tcPr>
-            <w:tcW w:type="dxa" w:w="2232"/>
+            <w:tcW w:type="dxa" w:w="2088"/>
             <w:shd w:val="clear" w:color="auto" w:fill="F4F6F8"/>
           </w:tcPr>
           <w:p>
@@ -1104,7 +1356,7 @@
               <w:rPr>
                 <w:b/>
                 <w:color w:val="007A8A"/>
-                <w:sz w:val="18"/>
+                <w:sz w:val="17"/>
               </w:rPr>
               <w:t>Chaudhari (2025)</w:t>
             </w:r>
@@ -1112,7 +1364,7 @@
         </w:tc>
         <w:tc>
           <w:tcPr>
-            <w:tcW w:type="dxa" w:w="2448"/>
+            <w:tcW w:type="dxa" w:w="2376"/>
             <w:shd w:val="clear" w:color="auto" w:fill="F4F6F8"/>
           </w:tcPr>
           <w:p>
@@ -1122,7 +1374,7 @@
             <w:r>
               <w:rPr>
                 <w:color w:val="000000"/>
-                <w:sz w:val="18"/>
+                <w:sz w:val="17"/>
               </w:rPr>
               <w:t>K8s fails for AI/ML; proposes 4-component framework — never built</w:t>
             </w:r>
@@ -1130,7 +1382,7 @@
         </w:tc>
         <w:tc>
           <w:tcPr>
-            <w:tcW w:type="dxa" w:w="1944"/>
+            <w:tcW w:type="dxa" w:w="1800"/>
             <w:shd w:val="clear" w:color="auto" w:fill="F4F6F8"/>
           </w:tcPr>
           <w:p>
@@ -1140,7 +1392,7 @@
             <w:r>
               <w:rPr>
                 <w:color w:val="000000"/>
-                <w:sz w:val="18"/>
+                <w:sz w:val="17"/>
               </w:rPr>
               <w:t>Gap anchor</w:t>
             </w:r>
@@ -1148,7 +1400,7 @@
         </w:tc>
         <w:tc>
           <w:tcPr>
-            <w:tcW w:type="dxa" w:w="2448"/>
+            <w:tcW w:type="dxa" w:w="2376"/>
             <w:shd w:val="clear" w:color="auto" w:fill="F4F6F8"/>
           </w:tcPr>
           <w:p>
@@ -1158,9 +1410,9 @@
             <w:r>
               <w:rPr>
                 <w:color w:val="000000"/>
-                <w:sz w:val="18"/>
+                <w:sz w:val="17"/>
               </w:rPr>
-              <w:t>Architecture blueprint; utilization baselines</w:t>
+              <w:t>Architecture blueprint; util. baselines</w:t>
             </w:r>
           </w:p>
         </w:tc>
@@ -1176,7 +1428,7 @@
             <w:r>
               <w:rPr>
                 <w:color w:val="006AA6"/>
-                <w:sz w:val="18"/>
+                <w:sz w:val="17"/>
               </w:rPr>
               <w:t>None — conceptual framework</w:t>
             </w:r>
@@ -1186,7 +1438,7 @@
       <w:tr>
         <w:tc>
           <w:tcPr>
-            <w:tcW w:type="dxa" w:w="2232"/>
+            <w:tcW w:type="dxa" w:w="2088"/>
             <w:shd w:val="clear" w:color="auto" w:fill="FFFFFF"/>
           </w:tcPr>
           <w:p>
@@ -1197,7 +1449,7 @@
               <w:rPr>
                 <w:b/>
                 <w:color w:val="007A8A"/>
-                <w:sz w:val="18"/>
+                <w:sz w:val="17"/>
               </w:rPr>
               <w:t>Jiang Zhi (2025)</w:t>
             </w:r>
@@ -1205,7 +1457,7 @@
         </w:tc>
         <w:tc>
           <w:tcPr>
-            <w:tcW w:type="dxa" w:w="2448"/>
+            <w:tcW w:type="dxa" w:w="2376"/>
             <w:shd w:val="clear" w:color="auto" w:fill="FFFFFF"/>
           </w:tcPr>
           <w:p>
@@ -1215,7 +1467,7 @@
             <w:r>
               <w:rPr>
                 <w:color w:val="000000"/>
-                <w:sz w:val="18"/>
+                <w:sz w:val="17"/>
               </w:rPr>
               <w:t>Overcommitment study; Clovers Python simulator; real trace datasets</w:t>
             </w:r>
@@ -1223,7 +1475,7 @@
         </w:tc>
         <w:tc>
           <w:tcPr>
-            <w:tcW w:type="dxa" w:w="1944"/>
+            <w:tcW w:type="dxa" w:w="1800"/>
             <w:shd w:val="clear" w:color="auto" w:fill="FFFFFF"/>
           </w:tcPr>
           <w:p>
@@ -1233,7 +1485,7 @@
             <w:r>
               <w:rPr>
                 <w:color w:val="000000"/>
-                <w:sz w:val="18"/>
+                <w:sz w:val="17"/>
               </w:rPr>
               <w:t>Simulation environment</w:t>
             </w:r>
@@ -1241,7 +1493,7 @@
         </w:tc>
         <w:tc>
           <w:tcPr>
-            <w:tcW w:type="dxa" w:w="2448"/>
+            <w:tcW w:type="dxa" w:w="2376"/>
             <w:shd w:val="clear" w:color="auto" w:fill="FFFFFF"/>
           </w:tcPr>
           <w:p>
@@ -1251,7 +1503,7 @@
             <w:r>
               <w:rPr>
                 <w:color w:val="000000"/>
-                <w:sz w:val="18"/>
+                <w:sz w:val="17"/>
               </w:rPr>
               <w:t>Simulator design + trace datasets</w:t>
             </w:r>
@@ -1269,7 +1521,7 @@
             <w:r>
               <w:rPr>
                 <w:color w:val="006AA6"/>
-                <w:sz w:val="18"/>
+                <w:sz w:val="17"/>
               </w:rPr>
               <w:t>None — rule-based simulator</w:t>
             </w:r>
@@ -1279,7 +1531,7 @@
       <w:tr>
         <w:tc>
           <w:tcPr>
-            <w:tcW w:type="dxa" w:w="2232"/>
+            <w:tcW w:type="dxa" w:w="2088"/>
             <w:shd w:val="clear" w:color="auto" w:fill="F4F6F8"/>
           </w:tcPr>
           <w:p>
@@ -1290,7 +1542,7 @@
               <w:rPr>
                 <w:b/>
                 <w:color w:val="007A8A"/>
-                <w:sz w:val="18"/>
+                <w:sz w:val="17"/>
               </w:rPr>
               <w:t>Coach / Reidys (2025)</w:t>
             </w:r>
@@ -1298,7 +1550,7 @@
         </w:tc>
         <w:tc>
           <w:tcPr>
-            <w:tcW w:type="dxa" w:w="2448"/>
+            <w:tcW w:type="dxa" w:w="2376"/>
             <w:shd w:val="clear" w:color="auto" w:fill="F4F6F8"/>
           </w:tcPr>
           <w:p>
@@ -1308,7 +1560,7 @@
             <w:r>
               <w:rPr>
                 <w:color w:val="000000"/>
-                <w:sz w:val="18"/>
+                <w:sz w:val="17"/>
               </w:rPr>
               <w:t>Co-locate workloads with non-overlapping temporal memory peaks; +26% capacity</w:t>
             </w:r>
@@ -1316,7 +1568,7 @@
         </w:tc>
         <w:tc>
           <w:tcPr>
-            <w:tcW w:type="dxa" w:w="1944"/>
+            <w:tcW w:type="dxa" w:w="1800"/>
             <w:shd w:val="clear" w:color="auto" w:fill="F4F6F8"/>
           </w:tcPr>
           <w:p>
@@ -1326,7 +1578,7 @@
             <w:r>
               <w:rPr>
                 <w:color w:val="000000"/>
-                <w:sz w:val="18"/>
+                <w:sz w:val="17"/>
               </w:rPr>
               <w:t>Overcommitment strategy</w:t>
             </w:r>
@@ -1334,7 +1586,7 @@
         </w:tc>
         <w:tc>
           <w:tcPr>
-            <w:tcW w:type="dxa" w:w="2448"/>
+            <w:tcW w:type="dxa" w:w="2376"/>
             <w:shd w:val="clear" w:color="auto" w:fill="F4F6F8"/>
           </w:tcPr>
           <w:p>
@@ -1344,7 +1596,7 @@
             <w:r>
               <w:rPr>
                 <w:color w:val="000000"/>
-                <w:sz w:val="18"/>
+                <w:sz w:val="17"/>
               </w:rPr>
               <w:t>Temporal co-location scoring</w:t>
             </w:r>
@@ -1362,7 +1614,7 @@
             <w:r>
               <w:rPr>
                 <w:color w:val="006AA6"/>
-                <w:sz w:val="18"/>
+                <w:sz w:val="17"/>
               </w:rPr>
               <w:t>Prediction: temporal pattern forecasting</w:t>
             </w:r>
@@ -1372,7 +1624,7 @@
       <w:tr>
         <w:tc>
           <w:tcPr>
-            <w:tcW w:type="dxa" w:w="2232"/>
+            <w:tcW w:type="dxa" w:w="2088"/>
             <w:shd w:val="clear" w:color="auto" w:fill="FFFFFF"/>
           </w:tcPr>
           <w:p>
@@ -1383,7 +1635,7 @@
               <w:rPr>
                 <w:b/>
                 <w:color w:val="007A8A"/>
-                <w:sz w:val="18"/>
+                <w:sz w:val="17"/>
               </w:rPr>
               <w:t>DRF — Ghodsi (2011)</w:t>
             </w:r>
@@ -1391,7 +1643,7 @@
         </w:tc>
         <w:tc>
           <w:tcPr>
-            <w:tcW w:type="dxa" w:w="2448"/>
+            <w:tcW w:type="dxa" w:w="2376"/>
             <w:shd w:val="clear" w:color="auto" w:fill="FFFFFF"/>
           </w:tcPr>
           <w:p>
@@ -1401,7 +1653,7 @@
             <w:r>
               <w:rPr>
                 <w:color w:val="000000"/>
-                <w:sz w:val="18"/>
+                <w:sz w:val="17"/>
               </w:rPr>
               <w:t>Dominant Resource Fairness: LP-proven multi-resource fair allocation</w:t>
             </w:r>
@@ -1409,7 +1661,7 @@
         </w:tc>
         <w:tc>
           <w:tcPr>
-            <w:tcW w:type="dxa" w:w="1944"/>
+            <w:tcW w:type="dxa" w:w="1800"/>
             <w:shd w:val="clear" w:color="auto" w:fill="FFFFFF"/>
           </w:tcPr>
           <w:p>
@@ -1419,7 +1671,7 @@
             <w:r>
               <w:rPr>
                 <w:color w:val="000000"/>
-                <w:sz w:val="18"/>
+                <w:sz w:val="17"/>
               </w:rPr>
               <w:t>Fairness backbone</w:t>
             </w:r>
@@ -1427,7 +1679,7 @@
         </w:tc>
         <w:tc>
           <w:tcPr>
-            <w:tcW w:type="dxa" w:w="2448"/>
+            <w:tcW w:type="dxa" w:w="2376"/>
             <w:shd w:val="clear" w:color="auto" w:fill="FFFFFF"/>
           </w:tcPr>
           <w:p>
@@ -1437,7 +1689,7 @@
             <w:r>
               <w:rPr>
                 <w:color w:val="000000"/>
-                <w:sz w:val="18"/>
+                <w:sz w:val="17"/>
               </w:rPr>
               <w:t>DRF algorithm as Score phase</w:t>
             </w:r>
@@ -1455,7 +1707,7 @@
             <w:r>
               <w:rPr>
                 <w:color w:val="006AA6"/>
-                <w:sz w:val="18"/>
+                <w:sz w:val="17"/>
               </w:rPr>
               <w:t>Fairness algorithm: LP-proven dominance</w:t>
             </w:r>
@@ -1465,7 +1717,7 @@
       <w:tr>
         <w:tc>
           <w:tcPr>
-            <w:tcW w:type="dxa" w:w="2232"/>
+            <w:tcW w:type="dxa" w:w="2088"/>
             <w:shd w:val="clear" w:color="auto" w:fill="F4F6F8"/>
           </w:tcPr>
           <w:p>
@@ -1476,7 +1728,7 @@
               <w:rPr>
                 <w:b/>
                 <w:color w:val="007A8A"/>
-                <w:sz w:val="18"/>
+                <w:sz w:val="17"/>
               </w:rPr>
               <w:t>Resource Central (2017)</w:t>
             </w:r>
@@ -1484,7 +1736,7 @@
         </w:tc>
         <w:tc>
           <w:tcPr>
-            <w:tcW w:type="dxa" w:w="2448"/>
+            <w:tcW w:type="dxa" w:w="2376"/>
             <w:shd w:val="clear" w:color="auto" w:fill="F4F6F8"/>
           </w:tcPr>
           <w:p>
@@ -1494,15 +1746,15 @@
             <w:r>
               <w:rPr>
                 <w:color w:val="000000"/>
-                <w:sz w:val="18"/>
+                <w:sz w:val="17"/>
               </w:rPr>
-              <w:t>RF predicts P95 CPU/memory from tenant subscription history; 79–90% accuracy</w:t>
+              <w:t>RF predicts P95 CPU/memory from tenant history; 79–90% accuracy</w:t>
             </w:r>
           </w:p>
         </w:tc>
         <w:tc>
           <w:tcPr>
-            <w:tcW w:type="dxa" w:w="1944"/>
+            <w:tcW w:type="dxa" w:w="1800"/>
             <w:shd w:val="clear" w:color="auto" w:fill="F4F6F8"/>
           </w:tcPr>
           <w:p>
@@ -1512,7 +1764,7 @@
             <w:r>
               <w:rPr>
                 <w:color w:val="000000"/>
-                <w:sz w:val="18"/>
+                <w:sz w:val="17"/>
               </w:rPr>
               <w:t>Prediction architecture</w:t>
             </w:r>
@@ -1520,7 +1772,7 @@
         </w:tc>
         <w:tc>
           <w:tcPr>
-            <w:tcW w:type="dxa" w:w="2448"/>
+            <w:tcW w:type="dxa" w:w="2376"/>
             <w:shd w:val="clear" w:color="auto" w:fill="F4F6F8"/>
           </w:tcPr>
           <w:p>
@@ -1530,7 +1782,7 @@
             <w:r>
               <w:rPr>
                 <w:color w:val="000000"/>
-                <w:sz w:val="18"/>
+                <w:sz w:val="17"/>
               </w:rPr>
               <w:t>RF model + tenant history features</w:t>
             </w:r>
@@ -1548,9 +1800,9 @@
             <w:r>
               <w:rPr>
                 <w:color w:val="006AA6"/>
-                <w:sz w:val="18"/>
+                <w:sz w:val="17"/>
               </w:rPr>
-              <w:t>Prediction model: Random Forest (P95 util.)</w:t>
+              <w:t>Prediction model: Random Forest (P95)</w:t>
             </w:r>
           </w:p>
         </w:tc>
@@ -1558,7 +1810,7 @@
       <w:tr>
         <w:tc>
           <w:tcPr>
-            <w:tcW w:type="dxa" w:w="2232"/>
+            <w:tcW w:type="dxa" w:w="2088"/>
             <w:shd w:val="clear" w:color="auto" w:fill="FFFFFF"/>
           </w:tcPr>
           <w:p>
@@ -1569,7 +1821,7 @@
               <w:rPr>
                 <w:b/>
                 <w:color w:val="007A8A"/>
-                <w:sz w:val="18"/>
+                <w:sz w:val="17"/>
               </w:rPr>
               <w:t>Blagodurov et al.</w:t>
             </w:r>
@@ -1577,7 +1829,7 @@
         </w:tc>
         <w:tc>
           <w:tcPr>
-            <w:tcW w:type="dxa" w:w="2448"/>
+            <w:tcW w:type="dxa" w:w="2376"/>
             <w:shd w:val="clear" w:color="auto" w:fill="FFFFFF"/>
           </w:tcPr>
           <w:p>
@@ -1587,15 +1839,15 @@
             <w:r>
               <w:rPr>
                 <w:color w:val="000000"/>
-                <w:sz w:val="18"/>
+                <w:sz w:val="17"/>
               </w:rPr>
-              <w:t>cgroups weights for critical vs batch; near-100% server util. with SLA maintained</w:t>
+              <w:t>cgroups weights for critical vs batch; near-100% util. with SLA maintained</w:t>
             </w:r>
           </w:p>
         </w:tc>
         <w:tc>
           <w:tcPr>
-            <w:tcW w:type="dxa" w:w="1944"/>
+            <w:tcW w:type="dxa" w:w="1800"/>
             <w:shd w:val="clear" w:color="auto" w:fill="FFFFFF"/>
           </w:tcPr>
           <w:p>
@@ -1605,7 +1857,7 @@
             <w:r>
               <w:rPr>
                 <w:color w:val="000000"/>
-                <w:sz w:val="18"/>
+                <w:sz w:val="17"/>
               </w:rPr>
               <w:t>Runtime SLA enforcement</w:t>
             </w:r>
@@ -1613,7 +1865,7 @@
         </w:tc>
         <w:tc>
           <w:tcPr>
-            <w:tcW w:type="dxa" w:w="2448"/>
+            <w:tcW w:type="dxa" w:w="2376"/>
             <w:shd w:val="clear" w:color="auto" w:fill="FFFFFF"/>
           </w:tcPr>
           <w:p>
@@ -1623,7 +1875,7 @@
             <w:r>
               <w:rPr>
                 <w:color w:val="000000"/>
-                <w:sz w:val="18"/>
+                <w:sz w:val="17"/>
               </w:rPr>
               <w:t>Dynamic cgroup weight controller</w:t>
             </w:r>
@@ -1641,7 +1893,7 @@
             <w:r>
               <w:rPr>
                 <w:color w:val="006AA6"/>
-                <w:sz w:val="18"/>
+                <w:sz w:val="17"/>
               </w:rPr>
               <w:t>Scheduler optimizer: cgroups weight equations</w:t>
             </w:r>
@@ -1651,7 +1903,7 @@
       <w:tr>
         <w:tc>
           <w:tcPr>
-            <w:tcW w:type="dxa" w:w="2232"/>
+            <w:tcW w:type="dxa" w:w="2088"/>
             <w:shd w:val="clear" w:color="auto" w:fill="F4F6F8"/>
           </w:tcPr>
           <w:p>
@@ -1662,7 +1914,7 @@
               <w:rPr>
                 <w:b/>
                 <w:color w:val="007A8A"/>
-                <w:sz w:val="18"/>
+                <w:sz w:val="17"/>
               </w:rPr>
               <w:t>Wang &amp; Yang (2025)</w:t>
             </w:r>
@@ -1670,7 +1922,7 @@
         </w:tc>
         <w:tc>
           <w:tcPr>
-            <w:tcW w:type="dxa" w:w="2448"/>
+            <w:tcW w:type="dxa" w:w="2376"/>
             <w:shd w:val="clear" w:color="auto" w:fill="F4F6F8"/>
           </w:tcPr>
           <w:p>
@@ -1680,7 +1932,7 @@
             <w:r>
               <w:rPr>
                 <w:color w:val="000000"/>
-                <w:sz w:val="18"/>
+                <w:sz w:val="17"/>
               </w:rPr>
               <w:t>LSTM+DQN on Kubernetes; 32.5% util. gain, 43.3% latency reduction</w:t>
             </w:r>
@@ -1688,7 +1940,7 @@
         </w:tc>
         <w:tc>
           <w:tcPr>
-            <w:tcW w:type="dxa" w:w="1944"/>
+            <w:tcW w:type="dxa" w:w="1800"/>
             <w:shd w:val="clear" w:color="auto" w:fill="F4F6F8"/>
           </w:tcPr>
           <w:p>
@@ -1698,7 +1950,7 @@
             <w:r>
               <w:rPr>
                 <w:color w:val="000000"/>
-                <w:sz w:val="18"/>
+                <w:sz w:val="17"/>
               </w:rPr>
               <w:t>K8s deployment blueprint</w:t>
             </w:r>
@@ -1706,7 +1958,7 @@
         </w:tc>
         <w:tc>
           <w:tcPr>
-            <w:tcW w:type="dxa" w:w="2448"/>
+            <w:tcW w:type="dxa" w:w="2376"/>
             <w:shd w:val="clear" w:color="auto" w:fill="F4F6F8"/>
           </w:tcPr>
           <w:p>
@@ -1716,7 +1968,7 @@
             <w:r>
               <w:rPr>
                 <w:color w:val="000000"/>
-                <w:sz w:val="18"/>
+                <w:sz w:val="17"/>
               </w:rPr>
               <w:t>Plugin architecture; comparison baseline</w:t>
             </w:r>
@@ -1734,7 +1986,7 @@
             <w:r>
               <w:rPr>
                 <w:color w:val="006AA6"/>
-                <w:sz w:val="18"/>
+                <w:sz w:val="17"/>
               </w:rPr>
               <w:t>Prediction (LSTM) + RL scheduler (DQN)</w:t>
             </w:r>
@@ -1744,7 +1996,7 @@
       <w:tr>
         <w:tc>
           <w:tcPr>
-            <w:tcW w:type="dxa" w:w="2232"/>
+            <w:tcW w:type="dxa" w:w="2088"/>
             <w:shd w:val="clear" w:color="auto" w:fill="FFFFFF"/>
           </w:tcPr>
           <w:p>
@@ -1755,7 +2007,7 @@
               <w:rPr>
                 <w:b/>
                 <w:color w:val="007A8A"/>
-                <w:sz w:val="18"/>
+                <w:sz w:val="17"/>
               </w:rPr>
               <w:t>Doukha (2025)</w:t>
             </w:r>
@@ -1763,7 +2015,7 @@
         </w:tc>
         <w:tc>
           <w:tcPr>
-            <w:tcW w:type="dxa" w:w="2448"/>
+            <w:tcW w:type="dxa" w:w="2376"/>
             <w:shd w:val="clear" w:color="auto" w:fill="FFFFFF"/>
           </w:tcPr>
           <w:p>
@@ -1773,15 +2025,15 @@
             <w:r>
               <w:rPr>
                 <w:color w:val="000000"/>
-                <w:sz w:val="18"/>
+                <w:sz w:val="17"/>
               </w:rPr>
-              <w:t>RF beats LSTM clearly: MAPE 2.65% vs 17.43% on CPU/memory prediction</w:t>
+              <w:t>RF beats LSTM: MAPE 2.65% vs 17.43% on CPU/memory prediction</w:t>
             </w:r>
           </w:p>
         </w:tc>
         <w:tc>
           <w:tcPr>
-            <w:tcW w:type="dxa" w:w="1944"/>
+            <w:tcW w:type="dxa" w:w="1800"/>
             <w:shd w:val="clear" w:color="auto" w:fill="FFFFFF"/>
           </w:tcPr>
           <w:p>
@@ -1791,7 +2043,7 @@
             <w:r>
               <w:rPr>
                 <w:color w:val="000000"/>
-                <w:sz w:val="18"/>
+                <w:sz w:val="17"/>
               </w:rPr>
               <w:t>Model selection proof</w:t>
             </w:r>
@@ -1799,7 +2051,7 @@
         </w:tc>
         <w:tc>
           <w:tcPr>
-            <w:tcW w:type="dxa" w:w="2448"/>
+            <w:tcW w:type="dxa" w:w="2376"/>
             <w:shd w:val="clear" w:color="auto" w:fill="FFFFFF"/>
           </w:tcPr>
           <w:p>
@@ -1809,7 +2061,7 @@
             <w:r>
               <w:rPr>
                 <w:color w:val="000000"/>
-                <w:sz w:val="18"/>
+                <w:sz w:val="17"/>
               </w:rPr>
               <w:t>RF as primary predictor; MAPE metric</w:t>
             </w:r>
@@ -1827,7 +2079,7 @@
             <w:r>
               <w:rPr>
                 <w:color w:val="006AA6"/>
-                <w:sz w:val="18"/>
+                <w:sz w:val="17"/>
               </w:rPr>
               <w:t>Prediction comparison: RF vs LSTM</w:t>
             </w:r>
@@ -1837,7 +2089,7 @@
       <w:tr>
         <w:tc>
           <w:tcPr>
-            <w:tcW w:type="dxa" w:w="2232"/>
+            <w:tcW w:type="dxa" w:w="2088"/>
             <w:shd w:val="clear" w:color="auto" w:fill="F4F6F8"/>
           </w:tcPr>
           <w:p>
@@ -1848,7 +2100,7 @@
               <w:rPr>
                 <w:b/>
                 <w:color w:val="007A8A"/>
-                <w:sz w:val="18"/>
+                <w:sz w:val="17"/>
               </w:rPr>
               <w:t>Atropos / Hu (2025)</w:t>
             </w:r>
@@ -1856,7 +2108,7 @@
         </w:tc>
         <w:tc>
           <w:tcPr>
-            <w:tcW w:type="dxa" w:w="2448"/>
+            <w:tcW w:type="dxa" w:w="2376"/>
             <w:shd w:val="clear" w:color="auto" w:fill="F4F6F8"/>
           </w:tcPr>
           <w:p>
@@ -1866,7 +2118,7 @@
             <w:r>
               <w:rPr>
                 <w:color w:val="000000"/>
-                <w:sz w:val="18"/>
+                <w:sz w:val="17"/>
               </w:rPr>
               <w:t>Throttle culprit workload during overload — not innocent victim</w:t>
             </w:r>
@@ -1874,7 +2126,7 @@
         </w:tc>
         <w:tc>
           <w:tcPr>
-            <w:tcW w:type="dxa" w:w="1944"/>
+            <w:tcW w:type="dxa" w:w="1800"/>
             <w:shd w:val="clear" w:color="auto" w:fill="F4F6F8"/>
           </w:tcPr>
           <w:p>
@@ -1884,7 +2136,7 @@
             <w:r>
               <w:rPr>
                 <w:color w:val="000000"/>
-                <w:sz w:val="18"/>
+                <w:sz w:val="17"/>
               </w:rPr>
               <w:t>Overload fallback</w:t>
             </w:r>
@@ -1892,7 +2144,7 @@
         </w:tc>
         <w:tc>
           <w:tcPr>
-            <w:tcW w:type="dxa" w:w="2448"/>
+            <w:tcW w:type="dxa" w:w="2376"/>
             <w:shd w:val="clear" w:color="auto" w:fill="F4F6F8"/>
           </w:tcPr>
           <w:p>
@@ -1902,7 +2154,7 @@
             <w:r>
               <w:rPr>
                 <w:color w:val="000000"/>
-                <w:sz w:val="18"/>
+                <w:sz w:val="17"/>
               </w:rPr>
               <w:t>Targeted pod throttling on overload</w:t>
             </w:r>
@@ -1920,7 +2172,7 @@
             <w:r>
               <w:rPr>
                 <w:color w:val="006AA6"/>
-                <w:sz w:val="18"/>
+                <w:sz w:val="17"/>
               </w:rPr>
               <w:t>None — monitoring-based detection</w:t>
             </w:r>
@@ -1930,7 +2182,7 @@
       <w:tr>
         <w:tc>
           <w:tcPr>
-            <w:tcW w:type="dxa" w:w="2232"/>
+            <w:tcW w:type="dxa" w:w="2088"/>
             <w:shd w:val="clear" w:color="auto" w:fill="FFFFFF"/>
           </w:tcPr>
           <w:p>
@@ -1941,7 +2193,7 @@
               <w:rPr>
                 <w:b/>
                 <w:color w:val="007A8A"/>
-                <w:sz w:val="18"/>
+                <w:sz w:val="17"/>
               </w:rPr>
               <w:t>Priya (2025)</w:t>
             </w:r>
@@ -1949,7 +2201,7 @@
         </w:tc>
         <w:tc>
           <w:tcPr>
-            <w:tcW w:type="dxa" w:w="2448"/>
+            <w:tcW w:type="dxa" w:w="2376"/>
             <w:shd w:val="clear" w:color="auto" w:fill="FFFFFF"/>
           </w:tcPr>
           <w:p>
@@ -1959,15 +2211,15 @@
             <w:r>
               <w:rPr>
                 <w:color w:val="000000"/>
-                <w:sz w:val="18"/>
+                <w:sz w:val="17"/>
               </w:rPr>
-              <w:t>SloPolicy CRD + K8s plugin + Prometheus loop; 45% P99 reduction, &lt;5% SLA violation</w:t>
+              <w:t>SloPolicy CRD + K8s plugin + Prometheus loop; 45% P99 reduction, &lt;5% SLA</w:t>
             </w:r>
           </w:p>
         </w:tc>
         <w:tc>
           <w:tcPr>
-            <w:tcW w:type="dxa" w:w="1944"/>
+            <w:tcW w:type="dxa" w:w="1800"/>
             <w:shd w:val="clear" w:color="auto" w:fill="FFFFFF"/>
           </w:tcPr>
           <w:p>
@@ -1977,7 +2229,7 @@
             <w:r>
               <w:rPr>
                 <w:color w:val="000000"/>
-                <w:sz w:val="18"/>
+                <w:sz w:val="17"/>
               </w:rPr>
               <w:t>K8s architecture reference</w:t>
             </w:r>
@@ -1985,7 +2237,7 @@
         </w:tc>
         <w:tc>
           <w:tcPr>
-            <w:tcW w:type="dxa" w:w="2448"/>
+            <w:tcW w:type="dxa" w:w="2376"/>
             <w:shd w:val="clear" w:color="auto" w:fill="FFFFFF"/>
           </w:tcPr>
           <w:p>
@@ -1995,7 +2247,7 @@
             <w:r>
               <w:rPr>
                 <w:color w:val="000000"/>
-                <w:sz w:val="18"/>
+                <w:sz w:val="17"/>
               </w:rPr>
               <w:t>CRD design; plugin structure; eval metrics</w:t>
             </w:r>
@@ -2013,7 +2265,7 @@
             <w:r>
               <w:rPr>
                 <w:color w:val="006AA6"/>
-                <w:sz w:val="18"/>
+                <w:sz w:val="17"/>
               </w:rPr>
               <w:t>Scheduler optimizer: QoS scoring function</w:t>
             </w:r>
@@ -2023,7 +2275,7 @@
       <w:tr>
         <w:tc>
           <w:tcPr>
-            <w:tcW w:type="dxa" w:w="2232"/>
+            <w:tcW w:type="dxa" w:w="2088"/>
             <w:shd w:val="clear" w:color="auto" w:fill="F4F6F8"/>
           </w:tcPr>
           <w:p>
@@ -2034,7 +2286,7 @@
               <w:rPr>
                 <w:b/>
                 <w:color w:val="007A8A"/>
-                <w:sz w:val="18"/>
+                <w:sz w:val="17"/>
               </w:rPr>
               <w:t>Kofi (2025)</w:t>
             </w:r>
@@ -2042,7 +2294,7 @@
         </w:tc>
         <w:tc>
           <w:tcPr>
-            <w:tcW w:type="dxa" w:w="2448"/>
+            <w:tcW w:type="dxa" w:w="2376"/>
             <w:shd w:val="clear" w:color="auto" w:fill="F4F6F8"/>
           </w:tcPr>
           <w:p>
@@ -2052,7 +2304,7 @@
             <w:r>
               <w:rPr>
                 <w:color w:val="000000"/>
-                <w:sz w:val="18"/>
+                <w:sz w:val="17"/>
               </w:rPr>
               <w:t>LSTM on Google Cluster Trace v3; R²=0.99 with preprocessing pipeline</w:t>
             </w:r>
@@ -2060,7 +2312,7 @@
         </w:tc>
         <w:tc>
           <w:tcPr>
-            <w:tcW w:type="dxa" w:w="1944"/>
+            <w:tcW w:type="dxa" w:w="1800"/>
             <w:shd w:val="clear" w:color="auto" w:fill="F4F6F8"/>
           </w:tcPr>
           <w:p>
@@ -2070,7 +2322,7 @@
             <w:r>
               <w:rPr>
                 <w:color w:val="000000"/>
-                <w:sz w:val="18"/>
+                <w:sz w:val="17"/>
               </w:rPr>
               <w:t>Dataset + preprocessing</w:t>
             </w:r>
@@ -2078,7 +2330,7 @@
         </w:tc>
         <w:tc>
           <w:tcPr>
-            <w:tcW w:type="dxa" w:w="2448"/>
+            <w:tcW w:type="dxa" w:w="2376"/>
             <w:shd w:val="clear" w:color="auto" w:fill="F4F6F8"/>
           </w:tcPr>
           <w:p>
@@ -2088,7 +2340,7 @@
             <w:r>
               <w:rPr>
                 <w:color w:val="000000"/>
-                <w:sz w:val="18"/>
+                <w:sz w:val="17"/>
               </w:rPr>
               <w:t>Google Trace + Savitzky-Golay pipeline</w:t>
             </w:r>
@@ -2106,7 +2358,7 @@
             <w:r>
               <w:rPr>
                 <w:color w:val="006AA6"/>
-                <w:sz w:val="18"/>
+                <w:sz w:val="17"/>
               </w:rPr>
               <w:t>Prediction model: LSTM (R²=0.99)</w:t>
             </w:r>
@@ -2116,7 +2368,7 @@
       <w:tr>
         <w:tc>
           <w:tcPr>
-            <w:tcW w:type="dxa" w:w="2232"/>
+            <w:tcW w:type="dxa" w:w="2088"/>
             <w:shd w:val="clear" w:color="auto" w:fill="FFFFFF"/>
           </w:tcPr>
           <w:p>
@@ -2127,7 +2379,7 @@
               <w:rPr>
                 <w:b/>
                 <w:color w:val="007A8A"/>
-                <w:sz w:val="18"/>
+                <w:sz w:val="17"/>
               </w:rPr>
               <w:t>Perera (2025/2026)</w:t>
             </w:r>
@@ -2135,7 +2387,7 @@
         </w:tc>
         <w:tc>
           <w:tcPr>
-            <w:tcW w:type="dxa" w:w="2448"/>
+            <w:tcW w:type="dxa" w:w="2376"/>
             <w:shd w:val="clear" w:color="auto" w:fill="FFFFFF"/>
           </w:tcPr>
           <w:p>
@@ -2145,15 +2397,15 @@
             <w:r>
               <w:rPr>
                 <w:color w:val="000000"/>
-                <w:sz w:val="18"/>
+                <w:sz w:val="17"/>
               </w:rPr>
-              <w:t>RL schedulers suffer model drift and interpretability issues in production</w:t>
+              <w:t>RL schedulers: model drift and interpretability issues in production</w:t>
             </w:r>
           </w:p>
         </w:tc>
         <w:tc>
           <w:tcPr>
-            <w:tcW w:type="dxa" w:w="1944"/>
+            <w:tcW w:type="dxa" w:w="1800"/>
             <w:shd w:val="clear" w:color="auto" w:fill="FFFFFF"/>
           </w:tcPr>
           <w:p>
@@ -2163,7 +2415,7 @@
             <w:r>
               <w:rPr>
                 <w:color w:val="000000"/>
-                <w:sz w:val="18"/>
+                <w:sz w:val="17"/>
               </w:rPr>
               <w:t>Model choice justification</w:t>
             </w:r>
@@ -2171,7 +2423,7 @@
         </w:tc>
         <w:tc>
           <w:tcPr>
-            <w:tcW w:type="dxa" w:w="2448"/>
+            <w:tcW w:type="dxa" w:w="2376"/>
             <w:shd w:val="clear" w:color="auto" w:fill="FFFFFF"/>
           </w:tcPr>
           <w:p>
@@ -2181,7 +2433,7 @@
             <w:r>
               <w:rPr>
                 <w:color w:val="000000"/>
-                <w:sz w:val="18"/>
+                <w:sz w:val="17"/>
               </w:rPr>
               <w:t>RF interpretability arg.; drift detection</w:t>
             </w:r>
@@ -2199,7 +2451,7 @@
             <w:r>
               <w:rPr>
                 <w:color w:val="006AA6"/>
-                <w:sz w:val="18"/>
+                <w:sz w:val="17"/>
               </w:rPr>
               <w:t>None — review / landscape paper</w:t>
             </w:r>
@@ -2209,7 +2461,7 @@
       <w:tr>
         <w:tc>
           <w:tcPr>
-            <w:tcW w:type="dxa" w:w="2232"/>
+            <w:tcW w:type="dxa" w:w="2088"/>
             <w:shd w:val="clear" w:color="auto" w:fill="F4F6F8"/>
           </w:tcPr>
           <w:p>
@@ -2220,7 +2472,7 @@
               <w:rPr>
                 <w:b/>
                 <w:color w:val="007A8A"/>
-                <w:sz w:val="18"/>
+                <w:sz w:val="17"/>
               </w:rPr>
               <w:t>Pinnapareddy (2025)</w:t>
             </w:r>
@@ -2228,7 +2480,7 @@
         </w:tc>
         <w:tc>
           <w:tcPr>
-            <w:tcW w:type="dxa" w:w="2448"/>
+            <w:tcW w:type="dxa" w:w="2376"/>
             <w:shd w:val="clear" w:color="auto" w:fill="F4F6F8"/>
           </w:tcPr>
           <w:p>
@@ -2238,15 +2490,15 @@
             <w:r>
               <w:rPr>
                 <w:color w:val="000000"/>
-                <w:sz w:val="18"/>
+                <w:sz w:val="17"/>
               </w:rPr>
-              <w:t>Right-sizing, bin packing, autoscaling in K8s; cost and sustainability framing</w:t>
+              <w:t>Right-sizing, bin packing, autoscaling in K8s; cost framing</w:t>
             </w:r>
           </w:p>
         </w:tc>
         <w:tc>
           <w:tcPr>
-            <w:tcW w:type="dxa" w:w="1944"/>
+            <w:tcW w:type="dxa" w:w="1800"/>
             <w:shd w:val="clear" w:color="auto" w:fill="F4F6F8"/>
           </w:tcPr>
           <w:p>
@@ -2256,7 +2508,7 @@
             <w:r>
               <w:rPr>
                 <w:color w:val="000000"/>
-                <w:sz w:val="18"/>
+                <w:sz w:val="17"/>
               </w:rPr>
               <w:t>Motivation + tooling</w:t>
             </w:r>
@@ -2264,7 +2516,7 @@
         </w:tc>
         <w:tc>
           <w:tcPr>
-            <w:tcW w:type="dxa" w:w="2448"/>
+            <w:tcW w:type="dxa" w:w="2376"/>
             <w:shd w:val="clear" w:color="auto" w:fill="F4F6F8"/>
           </w:tcPr>
           <w:p>
@@ -2274,7 +2526,7 @@
             <w:r>
               <w:rPr>
                 <w:color w:val="000000"/>
-                <w:sz w:val="18"/>
+                <w:sz w:val="17"/>
               </w:rPr>
               <w:t>Kubecost for per-tenant eval.</w:t>
             </w:r>
@@ -2292,7 +2544,7 @@
             <w:r>
               <w:rPr>
                 <w:color w:val="006AA6"/>
-                <w:sz w:val="18"/>
+                <w:sz w:val="17"/>
               </w:rPr>
               <w:t>None — practitioner analysis</w:t>
             </w:r>
@@ -2302,7 +2554,7 @@
       <w:tr>
         <w:tc>
           <w:tcPr>
-            <w:tcW w:type="dxa" w:w="2232"/>
+            <w:tcW w:type="dxa" w:w="2088"/>
             <w:shd w:val="clear" w:color="auto" w:fill="FFFFFF"/>
           </w:tcPr>
           <w:p>
@@ -2313,7 +2565,7 @@
               <w:rPr>
                 <w:b/>
                 <w:color w:val="007A8A"/>
-                <w:sz w:val="18"/>
+                <w:sz w:val="17"/>
               </w:rPr>
               <w:t>Patchamatla</w:t>
             </w:r>
@@ -2321,7 +2573,7 @@
         </w:tc>
         <w:tc>
           <w:tcPr>
-            <w:tcW w:type="dxa" w:w="2448"/>
+            <w:tcW w:type="dxa" w:w="2376"/>
             <w:shd w:val="clear" w:color="auto" w:fill="FFFFFF"/>
           </w:tcPr>
           <w:p>
@@ -2331,15 +2583,15 @@
             <w:r>
               <w:rPr>
                 <w:color w:val="000000"/>
-                <w:sz w:val="18"/>
+                <w:sz w:val="17"/>
               </w:rPr>
-              <w:t>K8s on OpenStack; VM-hosted vs bare-metal containers; scheduler coordination</w:t>
+              <w:t>K8s on OpenStack; VM-hosted vs bare-metal; scheduler coordination</w:t>
             </w:r>
           </w:p>
         </w:tc>
         <w:tc>
           <w:tcPr>
-            <w:tcW w:type="dxa" w:w="1944"/>
+            <w:tcW w:type="dxa" w:w="1800"/>
             <w:shd w:val="clear" w:color="auto" w:fill="FFFFFF"/>
           </w:tcPr>
           <w:p>
@@ -2349,7 +2601,7 @@
             <w:r>
               <w:rPr>
                 <w:color w:val="000000"/>
-                <w:sz w:val="18"/>
+                <w:sz w:val="17"/>
               </w:rPr>
               <w:t>Deployment context</w:t>
             </w:r>
@@ -2357,7 +2609,7 @@
         </w:tc>
         <w:tc>
           <w:tcPr>
-            <w:tcW w:type="dxa" w:w="2448"/>
+            <w:tcW w:type="dxa" w:w="2376"/>
             <w:shd w:val="clear" w:color="auto" w:fill="FFFFFF"/>
           </w:tcPr>
           <w:p>
@@ -2367,7 +2619,7 @@
             <w:r>
               <w:rPr>
                 <w:color w:val="000000"/>
-                <w:sz w:val="18"/>
+                <w:sz w:val="17"/>
               </w:rPr>
               <w:t>Architecture reference</w:t>
             </w:r>
@@ -2385,7 +2637,7 @@
             <w:r>
               <w:rPr>
                 <w:color w:val="006AA6"/>
-                <w:sz w:val="18"/>
+                <w:sz w:val="17"/>
               </w:rPr>
               <w:t>None — experimental comparison</w:t>
             </w:r>
@@ -2395,7 +2647,7 @@
       <w:tr>
         <w:tc>
           <w:tcPr>
-            <w:tcW w:type="dxa" w:w="2232"/>
+            <w:tcW w:type="dxa" w:w="2088"/>
             <w:shd w:val="clear" w:color="auto" w:fill="F4F6F8"/>
           </w:tcPr>
           <w:p>
@@ -2406,7 +2658,7 @@
               <w:rPr>
                 <w:b/>
                 <w:color w:val="007A8A"/>
-                <w:sz w:val="18"/>
+                <w:sz w:val="17"/>
               </w:rPr>
               <w:t>Liu &amp; Guitart (2025)</w:t>
             </w:r>
@@ -2414,7 +2666,7 @@
         </w:tc>
         <w:tc>
           <w:tcPr>
-            <w:tcW w:type="dxa" w:w="2448"/>
+            <w:tcW w:type="dxa" w:w="2376"/>
             <w:shd w:val="clear" w:color="auto" w:fill="F4F6F8"/>
           </w:tcPr>
           <w:p>
@@ -2424,15 +2676,15 @@
             <w:r>
               <w:rPr>
                 <w:color w:val="000000"/>
-                <w:sz w:val="18"/>
+                <w:sz w:val="17"/>
               </w:rPr>
-              <w:t>In-node DRC: group-aware cgroup tuning; 242–319% throughput improvement</w:t>
+              <w:t>In-node DRC: group-aware cgroup tuning; 242–319% throughput gain</w:t>
             </w:r>
           </w:p>
         </w:tc>
         <w:tc>
           <w:tcPr>
-            <w:tcW w:type="dxa" w:w="1944"/>
+            <w:tcW w:type="dxa" w:w="1800"/>
             <w:shd w:val="clear" w:color="auto" w:fill="F4F6F8"/>
           </w:tcPr>
           <w:p>
@@ -2442,7 +2694,7 @@
             <w:r>
               <w:rPr>
                 <w:color w:val="000000"/>
-                <w:sz w:val="18"/>
+                <w:sz w:val="17"/>
               </w:rPr>
               <w:t>In-node enforcement</w:t>
             </w:r>
@@ -2450,7 +2702,7 @@
         </w:tc>
         <w:tc>
           <w:tcPr>
-            <w:tcW w:type="dxa" w:w="2448"/>
+            <w:tcW w:type="dxa" w:w="2376"/>
             <w:shd w:val="clear" w:color="auto" w:fill="F4F6F8"/>
           </w:tcPr>
           <w:p>
@@ -2460,7 +2712,7 @@
             <w:r>
               <w:rPr>
                 <w:color w:val="000000"/>
-                <w:sz w:val="18"/>
+                <w:sz w:val="17"/>
               </w:rPr>
               <w:t>DRC concept post-placement</w:t>
             </w:r>
@@ -2478,9 +2730,9 @@
             <w:r>
               <w:rPr>
                 <w:color w:val="006AA6"/>
-                <w:sz w:val="18"/>
+                <w:sz w:val="17"/>
               </w:rPr>
-              <w:t>Scheduler optimizer: in-node cgroup assignment</w:t>
+              <w:t>Scheduler optimizer: in-node cgroup</w:t>
             </w:r>
           </w:p>
         </w:tc>
@@ -2488,7 +2740,7 @@
       <w:tr>
         <w:tc>
           <w:tcPr>
-            <w:tcW w:type="dxa" w:w="2232"/>
+            <w:tcW w:type="dxa" w:w="2088"/>
             <w:shd w:val="clear" w:color="auto" w:fill="FFFFFF"/>
           </w:tcPr>
           <w:p>
@@ -2499,7 +2751,7 @@
               <w:rPr>
                 <w:b/>
                 <w:color w:val="007A8A"/>
-                <w:sz w:val="18"/>
+                <w:sz w:val="17"/>
               </w:rPr>
               <w:t>Kovalenko (2024)</w:t>
             </w:r>
@@ -2507,7 +2759,7 @@
         </w:tc>
         <w:tc>
           <w:tcPr>
-            <w:tcW w:type="dxa" w:w="2448"/>
+            <w:tcW w:type="dxa" w:w="2376"/>
             <w:shd w:val="clear" w:color="auto" w:fill="FFFFFF"/>
           </w:tcPr>
           <w:p>
@@ -2517,7 +2769,7 @@
             <w:r>
               <w:rPr>
                 <w:color w:val="000000"/>
-                <w:sz w:val="18"/>
+                <w:sz w:val="17"/>
               </w:rPr>
               <w:t>Formal discrete combinatorial optimization model for K8s scheduling</w:t>
             </w:r>
@@ -2525,7 +2777,7 @@
         </w:tc>
         <w:tc>
           <w:tcPr>
-            <w:tcW w:type="dxa" w:w="1944"/>
+            <w:tcW w:type="dxa" w:w="1800"/>
             <w:shd w:val="clear" w:color="auto" w:fill="FFFFFF"/>
           </w:tcPr>
           <w:p>
@@ -2535,7 +2787,7 @@
             <w:r>
               <w:rPr>
                 <w:color w:val="000000"/>
-                <w:sz w:val="18"/>
+                <w:sz w:val="17"/>
               </w:rPr>
               <w:t>Math formalization</w:t>
             </w:r>
@@ -2543,7 +2795,7 @@
         </w:tc>
         <w:tc>
           <w:tcPr>
-            <w:tcW w:type="dxa" w:w="2448"/>
+            <w:tcW w:type="dxa" w:w="2376"/>
             <w:shd w:val="clear" w:color="auto" w:fill="FFFFFF"/>
           </w:tcPr>
           <w:p>
@@ -2553,7 +2805,7 @@
             <w:r>
               <w:rPr>
                 <w:color w:val="000000"/>
-                <w:sz w:val="18"/>
+                <w:sz w:val="17"/>
               </w:rPr>
               <w:t>Constraint + objective structure</w:t>
             </w:r>
@@ -2571,9 +2823,9 @@
             <w:r>
               <w:rPr>
                 <w:color w:val="006AA6"/>
-                <w:sz w:val="18"/>
+                <w:sz w:val="17"/>
               </w:rPr>
-              <w:t>Scheduler optimizer: discrete combinatorial LP</w:t>
+              <w:t>Scheduler optimizer: discrete comb. LP</w:t>
             </w:r>
           </w:p>
         </w:tc>
@@ -2581,7 +2833,7 @@
       <w:tr>
         <w:tc>
           <w:tcPr>
-            <w:tcW w:type="dxa" w:w="2232"/>
+            <w:tcW w:type="dxa" w:w="2088"/>
             <w:shd w:val="clear" w:color="auto" w:fill="F4F6F8"/>
           </w:tcPr>
           <w:p>
@@ -2592,7 +2844,7 @@
               <w:rPr>
                 <w:b/>
                 <w:color w:val="007A8A"/>
-                <w:sz w:val="18"/>
+                <w:sz w:val="17"/>
               </w:rPr>
               <w:t>Alatawi (2025)</w:t>
             </w:r>
@@ -2600,7 +2852,7 @@
         </w:tc>
         <w:tc>
           <w:tcPr>
-            <w:tcW w:type="dxa" w:w="2448"/>
+            <w:tcW w:type="dxa" w:w="2376"/>
             <w:shd w:val="clear" w:color="auto" w:fill="F4F6F8"/>
           </w:tcPr>
           <w:p>
@@ -2610,15 +2862,15 @@
             <w:r>
               <w:rPr>
                 <w:color w:val="000000"/>
-                <w:sz w:val="18"/>
+                <w:sz w:val="17"/>
               </w:rPr>
-              <w:t>RL MDP for serverless multitenancy; Gini fairness; 98% SLA, 50% latency reduction</w:t>
+              <w:t>RL MDP for serverless multitenancy; Gini fairness; 98% SLA, 50% latency</w:t>
             </w:r>
           </w:p>
         </w:tc>
         <w:tc>
           <w:tcPr>
-            <w:tcW w:type="dxa" w:w="1944"/>
+            <w:tcW w:type="dxa" w:w="1800"/>
             <w:shd w:val="clear" w:color="auto" w:fill="F4F6F8"/>
           </w:tcPr>
           <w:p>
@@ -2628,7 +2880,7 @@
             <w:r>
               <w:rPr>
                 <w:color w:val="000000"/>
-                <w:sz w:val="18"/>
+                <w:sz w:val="17"/>
               </w:rPr>
               <w:t>Fairness metric + RL compare</w:t>
             </w:r>
@@ -2636,7 +2888,7 @@
         </w:tc>
         <w:tc>
           <w:tcPr>
-            <w:tcW w:type="dxa" w:w="2448"/>
+            <w:tcW w:type="dxa" w:w="2376"/>
             <w:shd w:val="clear" w:color="auto" w:fill="F4F6F8"/>
           </w:tcPr>
           <w:p>
@@ -2646,7 +2898,7 @@
             <w:r>
               <w:rPr>
                 <w:color w:val="000000"/>
-                <w:sz w:val="18"/>
+                <w:sz w:val="17"/>
               </w:rPr>
               <w:t>Gini coefficient metric; RL baseline</w:t>
             </w:r>
@@ -2664,7 +2916,7 @@
             <w:r>
               <w:rPr>
                 <w:color w:val="006AA6"/>
-                <w:sz w:val="18"/>
+                <w:sz w:val="17"/>
               </w:rPr>
               <w:t>RL policy model: MDP-based allocation</w:t>
             </w:r>
@@ -2674,7 +2926,7 @@
       <w:tr>
         <w:tc>
           <w:tcPr>
-            <w:tcW w:type="dxa" w:w="2232"/>
+            <w:tcW w:type="dxa" w:w="2088"/>
             <w:shd w:val="clear" w:color="auto" w:fill="FFFFFF"/>
           </w:tcPr>
           <w:p>
@@ -2685,7 +2937,7 @@
               <w:rPr>
                 <w:b/>
                 <w:color w:val="007A8A"/>
-                <w:sz w:val="18"/>
+                <w:sz w:val="17"/>
               </w:rPr>
               <w:t>Zhao et al. (2021)</w:t>
             </w:r>
@@ -2693,7 +2945,7 @@
         </w:tc>
         <w:tc>
           <w:tcPr>
-            <w:tcW w:type="dxa" w:w="2448"/>
+            <w:tcW w:type="dxa" w:w="2376"/>
             <w:shd w:val="clear" w:color="auto" w:fill="FFFFFF"/>
           </w:tcPr>
           <w:p>
@@ -2703,7 +2955,7 @@
             <w:r>
               <w:rPr>
                 <w:color w:val="000000"/>
-                <w:sz w:val="18"/>
+                <w:sz w:val="17"/>
               </w:rPr>
               <w:t>Formal admission control + profit optimization for AaaS; deadline + budget SLA</w:t>
             </w:r>
@@ -2711,7 +2963,7 @@
         </w:tc>
         <w:tc>
           <w:tcPr>
-            <w:tcW w:type="dxa" w:w="1944"/>
+            <w:tcW w:type="dxa" w:w="1800"/>
             <w:shd w:val="clear" w:color="auto" w:fill="FFFFFF"/>
           </w:tcPr>
           <w:p>
@@ -2721,15 +2973,15 @@
             <w:r>
               <w:rPr>
                 <w:color w:val="000000"/>
-                <w:sz w:val="18"/>
+                <w:sz w:val="17"/>
               </w:rPr>
-              <w:t>Admission formalization</w:t>
+              <w:t>Optimization model structure</w:t>
             </w:r>
           </w:p>
         </w:tc>
         <w:tc>
           <w:tcPr>
-            <w:tcW w:type="dxa" w:w="2448"/>
+            <w:tcW w:type="dxa" w:w="2376"/>
             <w:shd w:val="clear" w:color="auto" w:fill="FFFFFF"/>
           </w:tcPr>
           <w:p>
@@ -2739,9 +2991,9 @@
             <w:r>
               <w:rPr>
                 <w:color w:val="000000"/>
-                <w:sz w:val="18"/>
+                <w:sz w:val="17"/>
               </w:rPr>
-              <w:t>Admission algorithm structure</w:t>
+              <w:t>Admission algorithm + SLA constraints</w:t>
             </w:r>
           </w:p>
         </w:tc>
@@ -2757,15 +3009,670 @@
             <w:r>
               <w:rPr>
                 <w:color w:val="006AA6"/>
-                <w:sz w:val="18"/>
+                <w:sz w:val="17"/>
               </w:rPr>
-              <w:t>Scheduler optimizer: admission control + profit LP</w:t>
+              <w:t>Scheduler optimizer: admission LP</w:t>
+            </w:r>
+          </w:p>
+        </w:tc>
+      </w:tr>
+      <w:tr>
+        <w:tc>
+          <w:tcPr>
+            <w:tcW w:type="dxa" w:w="2088"/>
+            <w:shd w:val="clear" w:color="auto" w:fill="F4F6F8"/>
+          </w:tcPr>
+          <w:p>
+            <w:pPr>
+              <w:jc w:val="left"/>
+            </w:pPr>
+            <w:r>
+              <w:rPr>
+                <w:b/>
+                <w:color w:val="007A8A"/>
+                <w:sz w:val="17"/>
+              </w:rPr>
+              <w:t>Borg — Verma (2015)</w:t>
+            </w:r>
+          </w:p>
+        </w:tc>
+        <w:tc>
+          <w:tcPr>
+            <w:tcW w:type="dxa" w:w="2376"/>
+            <w:shd w:val="clear" w:color="auto" w:fill="F4F6F8"/>
+          </w:tcPr>
+          <w:p>
+            <w:pPr>
+              <w:jc w:val="left"/>
+            </w:pPr>
+            <w:r>
+              <w:rPr>
+                <w:color w:val="000000"/>
+                <w:sz w:val="17"/>
+              </w:rPr>
+              <w:t>Google large-scale cluster mgmt; overcommit via sharing; 20–30% more machines without sharing</w:t>
+            </w:r>
+          </w:p>
+        </w:tc>
+        <w:tc>
+          <w:tcPr>
+            <w:tcW w:type="dxa" w:w="1800"/>
+            <w:shd w:val="clear" w:color="auto" w:fill="F4F6F8"/>
+          </w:tcPr>
+          <w:p>
+            <w:pPr>
+              <w:jc w:val="left"/>
+            </w:pPr>
+            <w:r>
+              <w:rPr>
+                <w:color w:val="000000"/>
+                <w:sz w:val="17"/>
+              </w:rPr>
+              <w:t>Foundational prior art</w:t>
+            </w:r>
+          </w:p>
+        </w:tc>
+        <w:tc>
+          <w:tcPr>
+            <w:tcW w:type="dxa" w:w="2376"/>
+            <w:shd w:val="clear" w:color="auto" w:fill="F4F6F8"/>
+          </w:tcPr>
+          <w:p>
+            <w:pPr>
+              <w:jc w:val="left"/>
+            </w:pPr>
+            <w:r>
+              <w:rPr>
+                <w:color w:val="000000"/>
+                <w:sz w:val="17"/>
+              </w:rPr>
+              <w:t>Overcommit justification at scale</w:t>
+            </w:r>
+          </w:p>
+        </w:tc>
+        <w:tc>
+          <w:tcPr>
+            <w:tcW w:type="dxa" w:w="2664"/>
+            <w:shd w:val="clear" w:color="auto" w:fill="F4F6F8"/>
+          </w:tcPr>
+          <w:p>
+            <w:pPr>
+              <w:jc w:val="left"/>
+            </w:pPr>
+            <w:r>
+              <w:rPr>
+                <w:color w:val="006AA6"/>
+                <w:sz w:val="17"/>
+              </w:rPr>
+              <w:t>None — engineering framework</w:t>
+            </w:r>
+          </w:p>
+        </w:tc>
+      </w:tr>
+      <w:tr>
+        <w:tc>
+          <w:tcPr>
+            <w:tcW w:type="dxa" w:w="2088"/>
+            <w:shd w:val="clear" w:color="auto" w:fill="FFFFFF"/>
+          </w:tcPr>
+          <w:p>
+            <w:pPr>
+              <w:jc w:val="left"/>
+            </w:pPr>
+            <w:r>
+              <w:rPr>
+                <w:b/>
+                <w:color w:val="007A8A"/>
+                <w:sz w:val="17"/>
+              </w:rPr>
+              <w:t>Quasar — Delimitrou (2014)</w:t>
+            </w:r>
+          </w:p>
+        </w:tc>
+        <w:tc>
+          <w:tcPr>
+            <w:tcW w:type="dxa" w:w="2376"/>
+            <w:shd w:val="clear" w:color="auto" w:fill="FFFFFF"/>
+          </w:tcPr>
+          <w:p>
+            <w:pPr>
+              <w:jc w:val="left"/>
+            </w:pPr>
+            <w:r>
+              <w:rPr>
+                <w:color w:val="000000"/>
+                <w:sz w:val="17"/>
+              </w:rPr>
+              <w:t>QoS-aware scheduling; ML profiling replaces static reservation; &lt;20% CPU with static</w:t>
+            </w:r>
+          </w:p>
+        </w:tc>
+        <w:tc>
+          <w:tcPr>
+            <w:tcW w:type="dxa" w:w="1800"/>
+            <w:shd w:val="clear" w:color="auto" w:fill="FFFFFF"/>
+          </w:tcPr>
+          <w:p>
+            <w:pPr>
+              <w:jc w:val="left"/>
+            </w:pPr>
+            <w:r>
+              <w:rPr>
+                <w:color w:val="000000"/>
+                <w:sz w:val="17"/>
+              </w:rPr>
+              <w:t>Underutilization validation</w:t>
+            </w:r>
+          </w:p>
+        </w:tc>
+        <w:tc>
+          <w:tcPr>
+            <w:tcW w:type="dxa" w:w="2376"/>
+            <w:shd w:val="clear" w:color="auto" w:fill="FFFFFF"/>
+          </w:tcPr>
+          <w:p>
+            <w:pPr>
+              <w:jc w:val="left"/>
+            </w:pPr>
+            <w:r>
+              <w:rPr>
+                <w:color w:val="000000"/>
+                <w:sz w:val="17"/>
+              </w:rPr>
+              <w:t>QoS-aware framing; profiling reference</w:t>
+            </w:r>
+          </w:p>
+        </w:tc>
+        <w:tc>
+          <w:tcPr>
+            <w:tcW w:type="dxa" w:w="2664"/>
+            <w:shd w:val="clear" w:color="auto" w:fill="FFFFFF"/>
+          </w:tcPr>
+          <w:p>
+            <w:pPr>
+              <w:jc w:val="left"/>
+            </w:pPr>
+            <w:r>
+              <w:rPr>
+                <w:color w:val="006AA6"/>
+                <w:sz w:val="17"/>
+              </w:rPr>
+              <w:t>Prediction: collaborative filtering</w:t>
+            </w:r>
+          </w:p>
+        </w:tc>
+      </w:tr>
+      <w:tr>
+        <w:tc>
+          <w:tcPr>
+            <w:tcW w:type="dxa" w:w="2088"/>
+            <w:shd w:val="clear" w:color="auto" w:fill="F4F6F8"/>
+          </w:tcPr>
+          <w:p>
+            <w:pPr>
+              <w:jc w:val="left"/>
+            </w:pPr>
+            <w:r>
+              <w:rPr>
+                <w:b/>
+                <w:color w:val="007A8A"/>
+                <w:sz w:val="17"/>
+              </w:rPr>
+              <w:t>Heracles — Lo (2015)</w:t>
+            </w:r>
+          </w:p>
+        </w:tc>
+        <w:tc>
+          <w:tcPr>
+            <w:tcW w:type="dxa" w:w="2376"/>
+            <w:shd w:val="clear" w:color="auto" w:fill="F4F6F8"/>
+          </w:tcPr>
+          <w:p>
+            <w:pPr>
+              <w:jc w:val="left"/>
+            </w:pPr>
+            <w:r>
+              <w:rPr>
+                <w:color w:val="000000"/>
+                <w:sz w:val="17"/>
+              </w:rPr>
+              <w:t>Memory bandwidth is primary co-location bottleneck; ~90% util. + &lt;5% SLA with feedback ctrl</w:t>
+            </w:r>
+          </w:p>
+        </w:tc>
+        <w:tc>
+          <w:tcPr>
+            <w:tcW w:type="dxa" w:w="1800"/>
+            <w:shd w:val="clear" w:color="auto" w:fill="F4F6F8"/>
+          </w:tcPr>
+          <w:p>
+            <w:pPr>
+              <w:jc w:val="left"/>
+            </w:pPr>
+            <w:r>
+              <w:rPr>
+                <w:color w:val="000000"/>
+                <w:sz w:val="17"/>
+              </w:rPr>
+              <w:t>Memory-first justification</w:t>
+            </w:r>
+          </w:p>
+        </w:tc>
+        <w:tc>
+          <w:tcPr>
+            <w:tcW w:type="dxa" w:w="2376"/>
+            <w:shd w:val="clear" w:color="auto" w:fill="F4F6F8"/>
+          </w:tcPr>
+          <w:p>
+            <w:pPr>
+              <w:jc w:val="left"/>
+            </w:pPr>
+            <w:r>
+              <w:rPr>
+                <w:color w:val="000000"/>
+                <w:sz w:val="17"/>
+              </w:rPr>
+              <w:t>Memory contention evidence</w:t>
+            </w:r>
+          </w:p>
+        </w:tc>
+        <w:tc>
+          <w:tcPr>
+            <w:tcW w:type="dxa" w:w="2664"/>
+            <w:shd w:val="clear" w:color="auto" w:fill="F4F6F8"/>
+          </w:tcPr>
+          <w:p>
+            <w:pPr>
+              <w:jc w:val="left"/>
+            </w:pPr>
+            <w:r>
+              <w:rPr>
+                <w:color w:val="006AA6"/>
+                <w:sz w:val="17"/>
+              </w:rPr>
+              <w:t>Scheduler optimizer: feedback-based ctrl</w:t>
             </w:r>
           </w:p>
         </w:tc>
       </w:tr>
     </w:tbl>
     <w:p/>
+    <w:p>
+      <w:pPr>
+        <w:spacing w:before="80" w:after="80"/>
+        <w:pBdr>
+          <w:bottom w:val="single" w:sz="4" w:color="CCCCCC"/>
+        </w:pBdr>
+      </w:pPr>
+    </w:p>
+    <w:p>
+      <w:pPr>
+        <w:spacing w:before="180" w:after="80"/>
+      </w:pPr>
+      <w:r>
+        <w:rPr>
+          <w:b/>
+          <w:color w:val="007A8A"/>
+          <w:sz w:val="25"/>
+        </w:rPr>
+        <w:t>Note on Team Draft Contributions</w:t>
+      </w:r>
+    </w:p>
+    <w:p>
+      <w:pPr>
+        <w:spacing w:before="0" w:after="160"/>
+        <w:jc w:val="left"/>
+      </w:pPr>
+      <w:r>
+        <w:rPr>
+          <w:b w:val="0"/>
+          <w:i/>
+          <w:color w:val="505050"/>
+          <w:sz w:val="21"/>
+        </w:rPr>
+        <w:t>The team's initial proposal draft established several important framing decisions: (1) memory as the primary constraint in a multi-tenant cluster setting; (2) the scope boundary — not building AWS but a scheduling model and simulation; (3) the core objective tuple: maximize utilization, minimize SLA violations, maintain fairness; and (4) mathematical optimization with real cluster data (Google Cluster Trace) as the analytical approach.</w:t>
+      </w:r>
+    </w:p>
+    <w:p>
+      <w:pPr>
+        <w:spacing w:before="80" w:after="80"/>
+        <w:pBdr>
+          <w:bottom w:val="single" w:sz="4" w:color="CCCCCC"/>
+        </w:pBdr>
+      </w:pPr>
+    </w:p>
+    <w:p>
+      <w:pPr>
+        <w:spacing w:before="280" w:after="80"/>
+        <w:pBdr>
+          <w:bottom w:val="single" w:sz="6" w:color="0084AA"/>
+        </w:pBdr>
+      </w:pPr>
+      <w:r>
+        <w:rPr>
+          <w:b/>
+          <w:color w:val="006AA6"/>
+          <w:sz w:val="30"/>
+        </w:rPr>
+        <w:t>Basic Idea  (simple explanation for the team)</w:t>
+      </w:r>
+    </w:p>
+    <w:p>
+      <w:pPr>
+        <w:spacing w:before="0" w:after="120"/>
+        <w:jc w:val="left"/>
+      </w:pPr>
+      <w:r>
+        <w:rPr>
+          <w:b w:val="0"/>
+          <w:i w:val="0"/>
+          <w:color w:val="000000"/>
+          <w:sz w:val="22"/>
+        </w:rPr>
+        <w:t>Imagine a shared office building where multiple companies rent desk space. Each company tells the building manager 'I need 20 desks,' but on any given day they actually use 12. The building manager, following the rules, keeps 20 desks reserved per company — so half the building sits empty even when other companies are waiting for a single desk. To make things worse, some companies have urgent meetings (latency-sensitive jobs) while others are doing background filing (batch jobs), but they all wait in the same queue with no priority distinction.</w:t>
+      </w:r>
+    </w:p>
+    <w:p>
+      <w:pPr>
+        <w:spacing w:before="0" w:after="120"/>
+        <w:jc w:val="left"/>
+      </w:pPr>
+      <w:r>
+        <w:rPr>
+          <w:b w:val="0"/>
+          <w:i w:val="0"/>
+          <w:color w:val="000000"/>
+          <w:sz w:val="22"/>
+        </w:rPr>
+        <w:t>Now imagine a smarter building manager who: (1) looks at how much desk space each company has historically used — not just what they asked for — and reserves only what they will likely actually need; (2) gives priority to the company that has been waiting longest or has used the least space so far; and (3) guarantees that companies with urgent meetings always get their desks on time, even if the filing team has to wait.</w:t>
+      </w:r>
+    </w:p>
+    <w:p>
+      <w:pPr>
+        <w:spacing w:before="0" w:after="80"/>
+        <w:jc w:val="left"/>
+      </w:pPr>
+      <w:r>
+        <w:rPr>
+          <w:b w:val="0"/>
+          <w:i w:val="0"/>
+          <w:color w:val="000000"/>
+          <w:sz w:val="22"/>
+        </w:rPr>
+        <w:t>That is what this project builds — but for cloud computing. The 'building' is a Kubernetes cluster. The 'companies' are tenants. The 'desks' are memory (and CPU). The smarter building manager is our custom Kubernetes scheduler. We test it by replaying real workload data from Google's production cluster through a simulation — no live cloud account needed.</w:t>
+      </w:r>
+    </w:p>
+    <w:p>
+      <w:pPr>
+        <w:spacing w:before="280" w:after="80"/>
+        <w:pBdr>
+          <w:bottom w:val="single" w:sz="6" w:color="0084AA"/>
+        </w:pBdr>
+      </w:pPr>
+      <w:r>
+        <w:rPr>
+          <w:b/>
+          <w:color w:val="006AA6"/>
+          <w:sz w:val="30"/>
+        </w:rPr>
+        <w:t>Key Concepts</w:t>
+      </w:r>
+    </w:p>
+    <w:p>
+      <w:pPr>
+        <w:spacing w:before="0" w:after="120"/>
+        <w:jc w:val="left"/>
+      </w:pPr>
+      <w:r>
+        <w:rPr>
+          <w:b w:val="0"/>
+          <w:i/>
+          <w:color w:val="505050"/>
+          <w:sz w:val="21"/>
+        </w:rPr>
+        <w:t>Definitions for team members who are new to cluster scheduling.</w:t>
+      </w:r>
+    </w:p>
+    <w:p>
+      <w:pPr>
+        <w:spacing w:before="120" w:after="60"/>
+      </w:pPr>
+      <w:r>
+        <w:rPr>
+          <w:b/>
+          <w:color w:val="007A8A"/>
+          <w:sz w:val="22"/>
+        </w:rPr>
+        <w:t xml:space="preserve">Multi-Tenant Cluster  </w:t>
+      </w:r>
+      <w:r>
+        <w:rPr>
+          <w:color w:val="000000"/>
+          <w:sz w:val="22"/>
+        </w:rPr>
+        <w:t>A shared pool of servers where multiple organizations ('tenants') submit workloads. They share the same physical resources but expect isolation and fairness. Example: a university research cluster shared by several research groups.</w:t>
+      </w:r>
+    </w:p>
+    <w:p>
+      <w:pPr>
+        <w:spacing w:before="120" w:after="60"/>
+      </w:pPr>
+      <w:r>
+        <w:rPr>
+          <w:b/>
+          <w:color w:val="007A8A"/>
+          <w:sz w:val="22"/>
+        </w:rPr>
+        <w:t xml:space="preserve">Kubernetes  </w:t>
+      </w:r>
+      <w:r>
+        <w:rPr>
+          <w:color w:val="000000"/>
+          <w:sz w:val="22"/>
+        </w:rPr>
+        <w:t>The dominant open-source cluster manager — same category as Google Borg, Apache Mesos. It accepts workload submissions, decides which server runs each one, and keeps them running. Think of it as the operating system for a cluster.</w:t>
+      </w:r>
+    </w:p>
+    <w:p>
+      <w:pPr>
+        <w:spacing w:before="120" w:after="60"/>
+      </w:pPr>
+      <w:r>
+        <w:rPr>
+          <w:b/>
+          <w:color w:val="007A8A"/>
+          <w:sz w:val="22"/>
+        </w:rPr>
+        <w:t xml:space="preserve">Pod / Container  </w:t>
+      </w:r>
+      <w:r>
+        <w:rPr>
+          <w:color w:val="000000"/>
+          <w:sz w:val="22"/>
+        </w:rPr>
+        <w:t>The unit of work in Kubernetes. A container holds one application and its dependencies, starts in seconds, and shares the host OS kernel. A pod is one or more containers scheduled together. When we say 'job,' we mean a pod submitted by a tenant.</w:t>
+      </w:r>
+    </w:p>
+    <w:p>
+      <w:pPr>
+        <w:spacing w:before="120" w:after="60"/>
+      </w:pPr>
+      <w:r>
+        <w:rPr>
+          <w:b/>
+          <w:color w:val="007A8A"/>
+          <w:sz w:val="22"/>
+        </w:rPr>
+        <w:t xml:space="preserve">Scheduler vs. Optimizer — what is the difference?  </w:t>
+      </w:r>
+      <w:r>
+        <w:rPr>
+          <w:color w:val="000000"/>
+          <w:sz w:val="22"/>
+        </w:rPr>
+        <w:t>The SCHEDULER is the mechanism: the Kubernetes component that assigns pods to nodes. The OPTIMIZER is the decision logic: the mathematical/ML model that tells the scheduler which choice is best. In our project, we build the optimizer and plug it into Kubernetes as a scheduler plugin.</w:t>
+      </w:r>
+    </w:p>
+    <w:p>
+      <w:pPr>
+        <w:spacing w:before="120" w:after="60"/>
+      </w:pPr>
+      <w:r>
+        <w:rPr>
+          <w:b/>
+          <w:color w:val="007A8A"/>
+          <w:sz w:val="22"/>
+        </w:rPr>
+        <w:t xml:space="preserve">Predictive Model vs. Optimization Model (Prescriptive) — the two things we build  </w:t>
+      </w:r>
+      <w:r>
+        <w:rPr>
+          <w:color w:val="000000"/>
+          <w:sz w:val="22"/>
+        </w:rPr>
+        <w:t>The Predictive Model (Random Forest) answers: 'How much memory will this job actually use, and when?' The Optimization Model (Prescriptive) takes those predictions and answers: 'Should we admit this job right now, and if so, on which node?' It applies constraints (memory capacity, fairness bounds, SLA deadlines). In data analytics terms: predictive analytics → prescriptive analytics (also called operations research / decision optimization).</w:t>
+      </w:r>
+    </w:p>
+    <w:p>
+      <w:pPr>
+        <w:spacing w:before="120" w:after="60"/>
+      </w:pPr>
+      <w:r>
+        <w:rPr>
+          <w:b/>
+          <w:color w:val="007A8A"/>
+          <w:sz w:val="22"/>
+        </w:rPr>
+        <w:t xml:space="preserve">Admission Control  </w:t>
+      </w:r>
+      <w:r>
+        <w:rPr>
+          <w:color w:val="000000"/>
+          <w:sz w:val="22"/>
+        </w:rPr>
+        <w:t>The front-door decision point: 'Should we accept this job right now?' This is what the Optimization Model executes. It takes the Predictive Model's output and applies all constraints to decide: admit, queue, or deny. In our project, our Optimization Model IS the admission control logic.</w:t>
+      </w:r>
+    </w:p>
+    <w:p>
+      <w:pPr>
+        <w:spacing w:before="120" w:after="60"/>
+      </w:pPr>
+      <w:r>
+        <w:rPr>
+          <w:b/>
+          <w:color w:val="007A8A"/>
+          <w:sz w:val="22"/>
+        </w:rPr>
+        <w:t xml:space="preserve">Resource Overcommitment  </w:t>
+      </w:r>
+      <w:r>
+        <w:rPr>
+          <w:color w:val="000000"/>
+          <w:sz w:val="22"/>
+        </w:rPr>
+        <w:t>Accepting more workloads than the server's declared capacity on paper, relying on the fact that not all jobs will peak simultaneously. Safe when done with accurate prediction. Dangerous without it.</w:t>
+      </w:r>
+    </w:p>
+    <w:p>
+      <w:pPr>
+        <w:spacing w:before="120" w:after="60"/>
+      </w:pPr>
+      <w:r>
+        <w:rPr>
+          <w:b/>
+          <w:color w:val="007A8A"/>
+          <w:sz w:val="22"/>
+        </w:rPr>
+        <w:t xml:space="preserve">SLA (Service Level Agreement)  </w:t>
+      </w:r>
+      <w:r>
+        <w:rPr>
+          <w:color w:val="000000"/>
+          <w:sz w:val="22"/>
+        </w:rPr>
+        <w:t>A formal contract stating what level of service a tenant is guaranteed — e.g., 'your job completes within X minutes.' Violating the SLA has financial consequences. Our system prevents violations proactively, not reactively.</w:t>
+      </w:r>
+    </w:p>
+    <w:p>
+      <w:pPr>
+        <w:spacing w:before="120" w:after="60"/>
+      </w:pPr>
+      <w:r>
+        <w:rPr>
+          <w:b/>
+          <w:color w:val="007A8A"/>
+          <w:sz w:val="22"/>
+        </w:rPr>
+        <w:t xml:space="preserve">Memory OOM Kill  </w:t>
+      </w:r>
+      <w:r>
+        <w:rPr>
+          <w:color w:val="000000"/>
+          <w:sz w:val="22"/>
+        </w:rPr>
+        <w:t>When a container exceeds its memory limit, the Linux kernel kills it immediately — no warning. This is fundamentally different from CPU throttling, which just slows the job down. Memory violations are fatal and directly violate SLAs.</w:t>
+      </w:r>
+    </w:p>
+    <w:p>
+      <w:pPr>
+        <w:spacing w:before="120" w:after="60"/>
+      </w:pPr>
+      <w:r>
+        <w:rPr>
+          <w:b/>
+          <w:color w:val="007A8A"/>
+          <w:sz w:val="22"/>
+        </w:rPr>
+        <w:t xml:space="preserve">Dominant Resource Fairness (DRF)  </w:t>
+      </w:r>
+      <w:r>
+        <w:rPr>
+          <w:color w:val="000000"/>
+          <w:sz w:val="22"/>
+        </w:rPr>
+        <w:t>A fairness algorithm from Ghodsi et al. (2011). For each tenant, find which resource (CPU or memory) they consume the largest fraction of across the cluster. DRF ensures no tenant's dominant share grows disproportionately. Proven: no tenant prefers another's allocation, everyone gets their fair share, cannot be gamed.</w:t>
+      </w:r>
+    </w:p>
+    <w:p>
+      <w:pPr>
+        <w:spacing w:before="120" w:after="60"/>
+      </w:pPr>
+      <w:r>
+        <w:rPr>
+          <w:b/>
+          <w:color w:val="007A8A"/>
+          <w:sz w:val="22"/>
+        </w:rPr>
+        <w:t xml:space="preserve">Gini Coefficient  </w:t>
+      </w:r>
+      <w:r>
+        <w:rPr>
+          <w:color w:val="000000"/>
+          <w:sz w:val="22"/>
+        </w:rPr>
+        <w:t>A number between 0 and 1 measuring inequality in resource distribution. 0 = perfect equality. Alatawi (2025) reduces it from 0.25 to 0.10 — that improvement range is our target.</w:t>
+      </w:r>
+    </w:p>
+    <w:p>
+      <w:pPr>
+        <w:spacing w:before="120" w:after="60"/>
+      </w:pPr>
+      <w:r>
+        <w:rPr>
+          <w:b/>
+          <w:color w:val="007A8A"/>
+          <w:sz w:val="22"/>
+        </w:rPr>
+        <w:t xml:space="preserve">Google Cluster Trace v3  </w:t>
+      </w:r>
+      <w:r>
+        <w:rPr>
+          <w:color w:val="000000"/>
+          <w:sz w:val="22"/>
+        </w:rPr>
+        <w:t>A publicly available dataset from Google: real job records with arrival times, declared requests, actual measured usage, duration, tenant IDs, priority levels. This is our training and simulation dataset.</w:t>
+      </w:r>
+    </w:p>
     <w:sectPr>
       <w:pgSz w:w="12240" w:h="15840"/>
       <w:pgMar w:top="1440" w:right="1656" w:bottom="1440" w:left="1656" w:header="720" w:footer="720" w:gutter="0"/>
